--- a/sefer-edition/book-rewrites/2024-09-22 — בָּרְכוּ — מְקוֹרוֹת, כֹּחַ וּמַעֲשֶׂה — Sefer Edition — styled.docx
+++ b/sefer-edition/book-rewrites/2024-09-22 — בָּרְכוּ — מְקוֹרוֹת, כֹּחַ וּמַעֲשֶׂה — Sefer Edition — styled.docx
@@ -195,7 +195,27 @@
           <w:color w:val="1A1A1A"/>
           <w:sz w:val="22"/>
         </w:rPr>
-        <w:t xml:space="preserve"> calls out </w:t>
+        <w:t xml:space="preserve"> (</w:t>
+      </w:r>
+      <w:r>
+        <w:rPr>
+          <w:rFonts w:ascii="SBL Hebrew" w:hAnsi="SBL Hebrew" w:cs="SBL Hebrew" w:eastAsia="SBL Hebrew"/>
+          <w:b w:val="0"/>
+          <w:i w:val="0"/>
+          <w:color w:val="1A1A1A"/>
+          <w:sz w:val="22"/>
+        </w:rPr>
+        <w:t>שְׁלִיחַ צִבּוּר</w:t>
+      </w:r>
+      <w:r>
+        <w:rPr>
+          <w:rFonts w:ascii="Georgia" w:hAnsi="Georgia" w:cs="SBL Hebrew" w:eastAsia="Georgia"/>
+          <w:b w:val="0"/>
+          <w:i w:val="0"/>
+          <w:color w:val="1A1A1A"/>
+          <w:sz w:val="22"/>
+        </w:rPr>
+        <w:t xml:space="preserve">) calls out </w:t>
       </w:r>
       <w:r>
         <w:rPr>
@@ -215,7 +235,27 @@
           <w:color w:val="1A1A1A"/>
           <w:sz w:val="22"/>
         </w:rPr>
-        <w:t xml:space="preserve">, and the </w:t>
+        <w:t xml:space="preserve"> (</w:t>
+      </w:r>
+      <w:r>
+        <w:rPr>
+          <w:rFonts w:ascii="SBL Hebrew" w:hAnsi="SBL Hebrew" w:cs="SBL Hebrew" w:eastAsia="SBL Hebrew"/>
+          <w:b w:val="0"/>
+          <w:i w:val="0"/>
+          <w:color w:val="1A1A1A"/>
+          <w:sz w:val="22"/>
+        </w:rPr>
+        <w:t>בָּרְכוּ אֶת ה' הַמְבֹרָךְ</w:t>
+      </w:r>
+      <w:r>
+        <w:rPr>
+          <w:rFonts w:ascii="Georgia" w:hAnsi="Georgia" w:cs="SBL Hebrew" w:eastAsia="Georgia"/>
+          <w:b w:val="0"/>
+          <w:i w:val="0"/>
+          <w:color w:val="1A1A1A"/>
+          <w:sz w:val="22"/>
+        </w:rPr>
+        <w:t xml:space="preserve">), and the </w:t>
       </w:r>
       <w:r>
         <w:rPr>
@@ -255,7 +295,27 @@
           <w:color w:val="1A1A1A"/>
           <w:sz w:val="22"/>
         </w:rPr>
-        <w:t xml:space="preserve">. The practice is universal — and, at first inspection, halakhically underdetermined. The Talmud’s discussion of </w:t>
+        <w:t xml:space="preserve"> (</w:t>
+      </w:r>
+      <w:r>
+        <w:rPr>
+          <w:rFonts w:ascii="SBL Hebrew" w:hAnsi="SBL Hebrew" w:cs="SBL Hebrew" w:eastAsia="SBL Hebrew"/>
+          <w:b w:val="0"/>
+          <w:i w:val="0"/>
+          <w:color w:val="1A1A1A"/>
+          <w:sz w:val="22"/>
+        </w:rPr>
+        <w:t>בָּרוּךְ ה' הַמְבֹרָךְ לְעוֹלָם וָעֶד</w:t>
+      </w:r>
+      <w:r>
+        <w:rPr>
+          <w:rFonts w:ascii="Georgia" w:hAnsi="Georgia" w:cs="SBL Hebrew" w:eastAsia="Georgia"/>
+          <w:b w:val="0"/>
+          <w:i w:val="0"/>
+          <w:color w:val="1A1A1A"/>
+          <w:sz w:val="22"/>
+        </w:rPr>
+        <w:t xml:space="preserve">). The practice is universal — and, at first inspection, halakhically underdetermined. The Talmud’s discussion of </w:t>
       </w:r>
       <w:r>
         <w:rPr>
@@ -286,6 +346,36 @@
           <w:sz w:val="22"/>
         </w:rPr>
         <w:t>Maseches Berachos</w:t>
+      </w:r>
+      <w:r>
+        <w:rPr>
+          <w:rFonts w:ascii="Georgia" w:hAnsi="Georgia" w:cs="SBL Hebrew" w:eastAsia="Georgia"/>
+          <w:b w:val="0"/>
+          <w:i w:val="0"/>
+          <w:color w:val="1A1A1A"/>
+          <w:sz w:val="22"/>
+        </w:rPr>
+        <w:t xml:space="preserve"> (</w:t>
+      </w:r>
+      <w:r>
+        <w:rPr>
+          <w:rFonts w:ascii="SBL Hebrew" w:hAnsi="SBL Hebrew" w:cs="SBL Hebrew" w:eastAsia="SBL Hebrew"/>
+          <w:b w:val="0"/>
+          <w:i w:val="0"/>
+          <w:color w:val="1A1A1A"/>
+          <w:sz w:val="22"/>
+        </w:rPr>
+        <w:t>מַסֶּכֶת בְּרָכוֹת</w:t>
+      </w:r>
+      <w:r>
+        <w:rPr>
+          <w:rFonts w:ascii="Georgia" w:hAnsi="Georgia" w:cs="SBL Hebrew" w:eastAsia="Georgia"/>
+          <w:b w:val="0"/>
+          <w:i w:val="0"/>
+          <w:color w:val="1A1A1A"/>
+          <w:sz w:val="22"/>
+        </w:rPr>
+        <w:t>)</w:t>
       </w:r>
       <w:r>
         <w:rPr>
@@ -344,7 +434,27 @@
           <w:color w:val="1A1A1A"/>
           <w:sz w:val="22"/>
         </w:rPr>
-        <w:t xml:space="preserve"> at </w:t>
+        <w:t xml:space="preserve"> (</w:t>
+      </w:r>
+      <w:r>
+        <w:rPr>
+          <w:rFonts w:ascii="SBL Hebrew" w:hAnsi="SBL Hebrew" w:cs="SBL Hebrew" w:eastAsia="SBL Hebrew"/>
+          <w:b w:val="0"/>
+          <w:i w:val="0"/>
+          <w:color w:val="1A1A1A"/>
+          <w:sz w:val="22"/>
+        </w:rPr>
+        <w:t>עֲלִיָּה</w:t>
+      </w:r>
+      <w:r>
+        <w:rPr>
+          <w:rFonts w:ascii="Georgia" w:hAnsi="Georgia" w:cs="SBL Hebrew" w:eastAsia="Georgia"/>
+          <w:b w:val="0"/>
+          <w:i w:val="0"/>
+          <w:color w:val="1A1A1A"/>
+          <w:sz w:val="22"/>
+        </w:rPr>
+        <w:t xml:space="preserve">) at </w:t>
       </w:r>
       <w:r>
         <w:rPr>
@@ -364,7 +474,27 @@
           <w:color w:val="1A1A1A"/>
           <w:sz w:val="22"/>
         </w:rPr>
-        <w:t xml:space="preserve">. The use of </w:t>
+        <w:t xml:space="preserve"> (</w:t>
+      </w:r>
+      <w:r>
+        <w:rPr>
+          <w:rFonts w:ascii="SBL Hebrew" w:hAnsi="SBL Hebrew" w:cs="SBL Hebrew" w:eastAsia="SBL Hebrew"/>
+          <w:b w:val="0"/>
+          <w:i w:val="0"/>
+          <w:color w:val="1A1A1A"/>
+          <w:sz w:val="22"/>
+        </w:rPr>
+        <w:t>קְרִיאַת הַתּוֹרָה</w:t>
+      </w:r>
+      <w:r>
+        <w:rPr>
+          <w:rFonts w:ascii="Georgia" w:hAnsi="Georgia" w:cs="SBL Hebrew" w:eastAsia="Georgia"/>
+          <w:b w:val="0"/>
+          <w:i w:val="0"/>
+          <w:color w:val="1A1A1A"/>
+          <w:sz w:val="22"/>
+        </w:rPr>
+        <w:t xml:space="preserve">). The use of </w:t>
       </w:r>
       <w:r>
         <w:rPr>
@@ -424,7 +554,27 @@
           <w:color w:val="1A1A1A"/>
           <w:sz w:val="22"/>
         </w:rPr>
-        <w:t>.</w:t>
+        <w:t xml:space="preserve"> (</w:t>
+      </w:r>
+      <w:r>
+        <w:rPr>
+          <w:rFonts w:ascii="SBL Hebrew" w:hAnsi="SBL Hebrew" w:cs="SBL Hebrew" w:eastAsia="SBL Hebrew"/>
+          <w:b w:val="0"/>
+          <w:i w:val="0"/>
+          <w:color w:val="1A1A1A"/>
+          <w:sz w:val="22"/>
+        </w:rPr>
+        <w:t>סוּגְיָא</w:t>
+      </w:r>
+      <w:r>
+        <w:rPr>
+          <w:rFonts w:ascii="Georgia" w:hAnsi="Georgia" w:cs="SBL Hebrew" w:eastAsia="Georgia"/>
+          <w:b w:val="0"/>
+          <w:i w:val="0"/>
+          <w:color w:val="1A1A1A"/>
+          <w:sz w:val="22"/>
+        </w:rPr>
+        <w:t>).</w:t>
       </w:r>
     </w:p>
     <w:p>
@@ -559,7 +709,27 @@
           <w:color w:val="1A1A1A"/>
           <w:sz w:val="22"/>
         </w:rPr>
-        <w:t xml:space="preserve"> requiring a </w:t>
+        <w:t xml:space="preserve"> (</w:t>
+      </w:r>
+      <w:r>
+        <w:rPr>
+          <w:rFonts w:ascii="SBL Hebrew" w:hAnsi="SBL Hebrew" w:cs="SBL Hebrew" w:eastAsia="SBL Hebrew"/>
+          <w:b w:val="0"/>
+          <w:i w:val="0"/>
+          <w:color w:val="1A1A1A"/>
+          <w:sz w:val="22"/>
+        </w:rPr>
+        <w:t>דִּבְרֵי שֶׁבִּקְדֻשָּה</w:t>
+      </w:r>
+      <w:r>
+        <w:rPr>
+          <w:rFonts w:ascii="Georgia" w:hAnsi="Georgia" w:cs="SBL Hebrew" w:eastAsia="Georgia"/>
+          <w:b w:val="0"/>
+          <w:i w:val="0"/>
+          <w:color w:val="1A1A1A"/>
+          <w:sz w:val="22"/>
+        </w:rPr>
+        <w:t xml:space="preserve">) requiring a </w:t>
       </w:r>
       <w:r>
         <w:rPr>
@@ -579,7 +749,27 @@
           <w:color w:val="1A1A1A"/>
           <w:sz w:val="22"/>
         </w:rPr>
-        <w:t xml:space="preserve">, both invite the community to a </w:t>
+        <w:t xml:space="preserve"> (</w:t>
+      </w:r>
+      <w:r>
+        <w:rPr>
+          <w:rFonts w:ascii="SBL Hebrew" w:hAnsi="SBL Hebrew" w:cs="SBL Hebrew" w:eastAsia="SBL Hebrew"/>
+          <w:b w:val="0"/>
+          <w:i w:val="0"/>
+          <w:color w:val="1A1A1A"/>
+          <w:sz w:val="22"/>
+        </w:rPr>
+        <w:t>מִנְיָן</w:t>
+      </w:r>
+      <w:r>
+        <w:rPr>
+          <w:rFonts w:ascii="Georgia" w:hAnsi="Georgia" w:cs="SBL Hebrew" w:eastAsia="Georgia"/>
+          <w:b w:val="0"/>
+          <w:i w:val="0"/>
+          <w:color w:val="1A1A1A"/>
+          <w:sz w:val="22"/>
+        </w:rPr>
+        <w:t xml:space="preserve">), both invite the community to a </w:t>
       </w:r>
       <w:r>
         <w:rPr>
@@ -599,7 +789,27 @@
           <w:color w:val="1A1A1A"/>
           <w:sz w:val="22"/>
         </w:rPr>
-        <w:t>, both operate on the same halakhic mechanism — but the pre-</w:t>
+        <w:t xml:space="preserve"> (</w:t>
+      </w:r>
+      <w:r>
+        <w:rPr>
+          <w:rFonts w:ascii="SBL Hebrew" w:hAnsi="SBL Hebrew" w:cs="SBL Hebrew" w:eastAsia="SBL Hebrew"/>
+          <w:b w:val="0"/>
+          <w:i w:val="0"/>
+          <w:color w:val="1A1A1A"/>
+          <w:sz w:val="22"/>
+        </w:rPr>
+        <w:t>בְּרָכָה</w:t>
+      </w:r>
+      <w:r>
+        <w:rPr>
+          <w:rFonts w:ascii="Georgia" w:hAnsi="Georgia" w:cs="SBL Hebrew" w:eastAsia="Georgia"/>
+          <w:b w:val="0"/>
+          <w:i w:val="0"/>
+          <w:color w:val="1A1A1A"/>
+          <w:sz w:val="22"/>
+        </w:rPr>
+        <w:t>), both operate on the same halakhic mechanism — but the pre-</w:t>
       </w:r>
       <w:r>
         <w:rPr>
@@ -669,7 +879,27 @@
           <w:color w:val="1A1A1A"/>
           <w:sz w:val="22"/>
         </w:rPr>
-        <w:t>,</w:t>
+        <w:t xml:space="preserve"> (</w:t>
+      </w:r>
+      <w:r>
+        <w:rPr>
+          <w:rFonts w:ascii="SBL Hebrew" w:hAnsi="SBL Hebrew" w:cs="SBL Hebrew" w:eastAsia="SBL Hebrew"/>
+          <w:b w:val="0"/>
+          <w:i w:val="0"/>
+          <w:color w:val="1A1A1A"/>
+          <w:sz w:val="22"/>
+        </w:rPr>
+        <w:t>מַסֶּכֶת סוֹפְרִים</w:t>
+      </w:r>
+      <w:r>
+        <w:rPr>
+          <w:rFonts w:ascii="Georgia" w:hAnsi="Georgia" w:cs="SBL Hebrew" w:eastAsia="Georgia"/>
+          <w:b w:val="0"/>
+          <w:i w:val="0"/>
+          <w:color w:val="1A1A1A"/>
+          <w:sz w:val="22"/>
+        </w:rPr>
+        <w:t>),</w:t>
       </w:r>
       <w:r>
         <w:rPr>
@@ -708,7 +938,27 @@
           <w:color w:val="1A1A1A"/>
           <w:sz w:val="22"/>
         </w:rPr>
-        <w:t xml:space="preserve"> appended to </w:t>
+        <w:t xml:space="preserve"> (</w:t>
+      </w:r>
+      <w:r>
+        <w:rPr>
+          <w:rFonts w:ascii="SBL Hebrew" w:hAnsi="SBL Hebrew" w:cs="SBL Hebrew" w:eastAsia="SBL Hebrew"/>
+          <w:b w:val="0"/>
+          <w:i w:val="0"/>
+          <w:color w:val="1A1A1A"/>
+          <w:sz w:val="22"/>
+        </w:rPr>
+        <w:t>מַסֶּכְתּוֹת קְטַנּוֹת</w:t>
+      </w:r>
+      <w:r>
+        <w:rPr>
+          <w:rFonts w:ascii="Georgia" w:hAnsi="Georgia" w:cs="SBL Hebrew" w:eastAsia="Georgia"/>
+          <w:b w:val="0"/>
+          <w:i w:val="0"/>
+          <w:color w:val="1A1A1A"/>
+          <w:sz w:val="22"/>
+        </w:rPr>
+        <w:t xml:space="preserve">) appended to </w:t>
       </w:r>
       <w:r>
         <w:rPr>
@@ -728,7 +978,27 @@
           <w:color w:val="1A1A1A"/>
           <w:sz w:val="22"/>
         </w:rPr>
-        <w:t xml:space="preserve"> in the standard </w:t>
+        <w:t xml:space="preserve"> (</w:t>
+      </w:r>
+      <w:r>
+        <w:rPr>
+          <w:rFonts w:ascii="SBL Hebrew" w:hAnsi="SBL Hebrew" w:cs="SBL Hebrew" w:eastAsia="SBL Hebrew"/>
+          <w:b w:val="0"/>
+          <w:i w:val="0"/>
+          <w:color w:val="1A1A1A"/>
+          <w:sz w:val="22"/>
+        </w:rPr>
+        <w:t>מַסֶּכֶת עֲבוֹדָה זָרָה</w:t>
+      </w:r>
+      <w:r>
+        <w:rPr>
+          <w:rFonts w:ascii="Georgia" w:hAnsi="Georgia" w:cs="SBL Hebrew" w:eastAsia="Georgia"/>
+          <w:b w:val="0"/>
+          <w:i w:val="0"/>
+          <w:color w:val="1A1A1A"/>
+          <w:sz w:val="22"/>
+        </w:rPr>
+        <w:t xml:space="preserve">) in the standard </w:t>
       </w:r>
       <w:r>
         <w:rPr>
@@ -748,7 +1018,27 @@
           <w:color w:val="1A1A1A"/>
           <w:sz w:val="22"/>
         </w:rPr>
-        <w:t xml:space="preserve">. Though the compilation itself is </w:t>
+        <w:t xml:space="preserve"> (</w:t>
+      </w:r>
+      <w:r>
+        <w:rPr>
+          <w:rFonts w:ascii="SBL Hebrew" w:hAnsi="SBL Hebrew" w:cs="SBL Hebrew" w:eastAsia="SBL Hebrew"/>
+          <w:b w:val="0"/>
+          <w:i w:val="0"/>
+          <w:color w:val="1A1A1A"/>
+          <w:sz w:val="22"/>
+        </w:rPr>
+        <w:t>וִילְנָא שַׁ"ס</w:t>
+      </w:r>
+      <w:r>
+        <w:rPr>
+          <w:rFonts w:ascii="Georgia" w:hAnsi="Georgia" w:cs="SBL Hebrew" w:eastAsia="Georgia"/>
+          <w:b w:val="0"/>
+          <w:i w:val="0"/>
+          <w:color w:val="1A1A1A"/>
+          <w:sz w:val="22"/>
+        </w:rPr>
+        <w:t xml:space="preserve">). Though the compilation itself is </w:t>
       </w:r>
       <w:r>
         <w:rPr>
@@ -768,7 +1058,27 @@
           <w:color w:val="1A1A1A"/>
           <w:sz w:val="22"/>
         </w:rPr>
-        <w:t xml:space="preserve">, the material it preserves is largely </w:t>
+        <w:t xml:space="preserve"> (</w:t>
+      </w:r>
+      <w:r>
+        <w:rPr>
+          <w:rFonts w:ascii="SBL Hebrew" w:hAnsi="SBL Hebrew" w:cs="SBL Hebrew" w:eastAsia="SBL Hebrew"/>
+          <w:b w:val="0"/>
+          <w:i w:val="0"/>
+          <w:color w:val="1A1A1A"/>
+          <w:sz w:val="22"/>
+        </w:rPr>
+        <w:t>אֲמוֹרָאִי</w:t>
+      </w:r>
+      <w:r>
+        <w:rPr>
+          <w:rFonts w:ascii="Georgia" w:hAnsi="Georgia" w:cs="SBL Hebrew" w:eastAsia="Georgia"/>
+          <w:b w:val="0"/>
+          <w:i w:val="0"/>
+          <w:color w:val="1A1A1A"/>
+          <w:sz w:val="22"/>
+        </w:rPr>
+        <w:t xml:space="preserve">), the material it preserves is largely </w:t>
       </w:r>
       <w:r>
         <w:rPr>
@@ -788,7 +1098,27 @@
           <w:color w:val="1A1A1A"/>
           <w:sz w:val="22"/>
         </w:rPr>
-        <w:t xml:space="preserve">: </w:t>
+        <w:t xml:space="preserve"> (</w:t>
+      </w:r>
+      <w:r>
+        <w:rPr>
+          <w:rFonts w:ascii="SBL Hebrew" w:hAnsi="SBL Hebrew" w:cs="SBL Hebrew" w:eastAsia="SBL Hebrew"/>
+          <w:b w:val="0"/>
+          <w:i w:val="0"/>
+          <w:color w:val="1A1A1A"/>
+          <w:sz w:val="22"/>
+        </w:rPr>
+        <w:t>תַּנָּאִי</w:t>
+      </w:r>
+      <w:r>
+        <w:rPr>
+          <w:rFonts w:ascii="Georgia" w:hAnsi="Georgia" w:cs="SBL Hebrew" w:eastAsia="Georgia"/>
+          <w:b w:val="0"/>
+          <w:i w:val="0"/>
+          <w:color w:val="1A1A1A"/>
+          <w:sz w:val="22"/>
+        </w:rPr>
+        <w:t xml:space="preserve">): </w:t>
       </w:r>
       <w:r>
         <w:rPr>
@@ -868,7 +1198,27 @@
           <w:color w:val="1A1A1A"/>
           <w:sz w:val="22"/>
         </w:rPr>
-        <w:t xml:space="preserve">. The </w:t>
+        <w:t xml:space="preserve"> (</w:t>
+      </w:r>
+      <w:r>
+        <w:rPr>
+          <w:rFonts w:ascii="SBL Hebrew" w:hAnsi="SBL Hebrew" w:cs="SBL Hebrew" w:eastAsia="SBL Hebrew"/>
+          <w:b w:val="0"/>
+          <w:i w:val="0"/>
+          <w:color w:val="1A1A1A"/>
+          <w:sz w:val="22"/>
+        </w:rPr>
+        <w:t>יוֹצֵר אוֹר וּבוֹרֵא חֹשֶׁךְ</w:t>
+      </w:r>
+      <w:r>
+        <w:rPr>
+          <w:rFonts w:ascii="Georgia" w:hAnsi="Georgia" w:cs="SBL Hebrew" w:eastAsia="Georgia"/>
+          <w:b w:val="0"/>
+          <w:i w:val="0"/>
+          <w:color w:val="1A1A1A"/>
+          <w:sz w:val="22"/>
+        </w:rPr>
+        <w:t xml:space="preserve">). The </w:t>
       </w:r>
       <w:r>
         <w:rPr>
@@ -888,7 +1238,27 @@
           <w:color w:val="1A1A1A"/>
           <w:sz w:val="22"/>
         </w:rPr>
-        <w:t xml:space="preserve">’s authority sufficed, from the era of the </w:t>
+        <w:t xml:space="preserve"> (</w:t>
+      </w:r>
+      <w:r>
+        <w:rPr>
+          <w:rFonts w:ascii="SBL Hebrew" w:hAnsi="SBL Hebrew" w:cs="SBL Hebrew" w:eastAsia="SBL Hebrew"/>
+          <w:b w:val="0"/>
+          <w:i w:val="0"/>
+          <w:color w:val="1A1A1A"/>
+          <w:sz w:val="22"/>
+        </w:rPr>
+        <w:t>מַסֶּכְתָּא</w:t>
+      </w:r>
+      <w:r>
+        <w:rPr>
+          <w:rFonts w:ascii="Georgia" w:hAnsi="Georgia" w:cs="SBL Hebrew" w:eastAsia="Georgia"/>
+          <w:b w:val="0"/>
+          <w:i w:val="0"/>
+          <w:color w:val="1A1A1A"/>
+          <w:sz w:val="22"/>
+        </w:rPr>
+        <w:t xml:space="preserve">)’s authority sufficed, from the era of the </w:t>
       </w:r>
       <w:r>
         <w:rPr>
@@ -908,7 +1278,27 @@
           <w:color w:val="1A1A1A"/>
           <w:sz w:val="22"/>
         </w:rPr>
-        <w:t xml:space="preserve"> onward, to establish the practice across </w:t>
+        <w:t xml:space="preserve"> (</w:t>
+      </w:r>
+      <w:r>
+        <w:rPr>
+          <w:rFonts w:ascii="SBL Hebrew" w:hAnsi="SBL Hebrew" w:cs="SBL Hebrew" w:eastAsia="SBL Hebrew"/>
+          <w:b w:val="0"/>
+          <w:i w:val="0"/>
+          <w:color w:val="1A1A1A"/>
+          <w:sz w:val="22"/>
+        </w:rPr>
+        <w:t>גְּאוֹנִים</w:t>
+      </w:r>
+      <w:r>
+        <w:rPr>
+          <w:rFonts w:ascii="Georgia" w:hAnsi="Georgia" w:cs="SBL Hebrew" w:eastAsia="Georgia"/>
+          <w:b w:val="0"/>
+          <w:i w:val="0"/>
+          <w:color w:val="1A1A1A"/>
+          <w:sz w:val="22"/>
+        </w:rPr>
+        <w:t xml:space="preserve">) onward, to establish the practice across </w:t>
       </w:r>
       <w:r>
         <w:rPr>
@@ -928,7 +1318,27 @@
           <w:color w:val="1A1A1A"/>
           <w:sz w:val="22"/>
         </w:rPr>
-        <w:t xml:space="preserve">. Where the Talmud is silent, an </w:t>
+        <w:t xml:space="preserve"> (</w:t>
+      </w:r>
+      <w:r>
+        <w:rPr>
+          <w:rFonts w:ascii="SBL Hebrew" w:hAnsi="SBL Hebrew" w:cs="SBL Hebrew" w:eastAsia="SBL Hebrew"/>
+          <w:b w:val="0"/>
+          <w:i w:val="0"/>
+          <w:color w:val="1A1A1A"/>
+          <w:sz w:val="22"/>
+        </w:rPr>
+        <w:t>כְּלַל יִשְׂרָאֵל</w:t>
+      </w:r>
+      <w:r>
+        <w:rPr>
+          <w:rFonts w:ascii="Georgia" w:hAnsi="Georgia" w:cs="SBL Hebrew" w:eastAsia="Georgia"/>
+          <w:b w:val="0"/>
+          <w:i w:val="0"/>
+          <w:color w:val="1A1A1A"/>
+          <w:sz w:val="22"/>
+        </w:rPr>
+        <w:t xml:space="preserve">). Where the Talmud is silent, an </w:t>
       </w:r>
       <w:r>
         <w:rPr>
@@ -1023,7 +1433,27 @@
           <w:color w:val="1A1A1A"/>
           <w:sz w:val="22"/>
         </w:rPr>
-        <w:t xml:space="preserve"> of </w:t>
+        <w:t xml:space="preserve"> (</w:t>
+      </w:r>
+      <w:r>
+        <w:rPr>
+          <w:rFonts w:ascii="SBL Hebrew" w:hAnsi="SBL Hebrew" w:cs="SBL Hebrew" w:eastAsia="SBL Hebrew"/>
+          <w:b w:val="0"/>
+          <w:i w:val="0"/>
+          <w:color w:val="1A1A1A"/>
+          <w:sz w:val="22"/>
+        </w:rPr>
+        <w:t>בְּרָכוֹת</w:t>
+      </w:r>
+      <w:r>
+        <w:rPr>
+          <w:rFonts w:ascii="Georgia" w:hAnsi="Georgia" w:cs="SBL Hebrew" w:eastAsia="Georgia"/>
+          <w:b w:val="0"/>
+          <w:i w:val="0"/>
+          <w:color w:val="1A1A1A"/>
+          <w:sz w:val="22"/>
+        </w:rPr>
+        <w:t xml:space="preserve">) of </w:t>
       </w:r>
       <w:r>
         <w:rPr>
@@ -1043,7 +1473,27 @@
           <w:color w:val="1A1A1A"/>
           <w:sz w:val="22"/>
         </w:rPr>
-        <w:t xml:space="preserve">, its structural work is the same: the leader summons the community to a </w:t>
+        <w:t xml:space="preserve"> (</w:t>
+      </w:r>
+      <w:r>
+        <w:rPr>
+          <w:rFonts w:ascii="SBL Hebrew" w:hAnsi="SBL Hebrew" w:cs="SBL Hebrew" w:eastAsia="SBL Hebrew"/>
+          <w:b w:val="0"/>
+          <w:i w:val="0"/>
+          <w:color w:val="1A1A1A"/>
+          <w:sz w:val="22"/>
+        </w:rPr>
+        <w:t>בְּרָכוֹת שֶׁל קְרִיאַת שְׁמַע</w:t>
+      </w:r>
+      <w:r>
+        <w:rPr>
+          <w:rFonts w:ascii="Georgia" w:hAnsi="Georgia" w:cs="SBL Hebrew" w:eastAsia="Georgia"/>
+          <w:b w:val="0"/>
+          <w:i w:val="0"/>
+          <w:color w:val="1A1A1A"/>
+          <w:sz w:val="22"/>
+        </w:rPr>
+        <w:t xml:space="preserve">), its structural work is the same: the leader summons the community to a </w:t>
       </w:r>
       <w:r>
         <w:rPr>
@@ -1103,7 +1553,27 @@
           <w:color w:val="1A1A1A"/>
           <w:sz w:val="22"/>
         </w:rPr>
-        <w:t>.</w:t>
+        <w:t xml:space="preserve"> (</w:t>
+      </w:r>
+      <w:r>
+        <w:rPr>
+          <w:rFonts w:ascii="SBL Hebrew" w:hAnsi="SBL Hebrew" w:cs="SBL Hebrew" w:eastAsia="SBL Hebrew"/>
+          <w:b w:val="0"/>
+          <w:i w:val="0"/>
+          <w:color w:val="1A1A1A"/>
+          <w:sz w:val="22"/>
+        </w:rPr>
+        <w:t>שֹׁמֵעַ כְּעוֹנֶה</w:t>
+      </w:r>
+      <w:r>
+        <w:rPr>
+          <w:rFonts w:ascii="Georgia" w:hAnsi="Georgia" w:cs="SBL Hebrew" w:eastAsia="Georgia"/>
+          <w:b w:val="0"/>
+          <w:i w:val="0"/>
+          <w:color w:val="1A1A1A"/>
+          <w:sz w:val="22"/>
+        </w:rPr>
+        <w:t>).</w:t>
       </w:r>
     </w:p>
     <w:p>
@@ -1152,6 +1622,36 @@
       <w:r>
         <w:rPr>
           <w:rFonts w:ascii="Georgia" w:hAnsi="Georgia" w:cs="SBL Hebrew" w:eastAsia="Georgia"/>
+          <w:b w:val="0"/>
+          <w:i w:val="0"/>
+          <w:color w:val="1A1A1A"/>
+          <w:sz w:val="22"/>
+        </w:rPr>
+        <w:t xml:space="preserve"> (</w:t>
+      </w:r>
+      <w:r>
+        <w:rPr>
+          <w:rFonts w:ascii="SBL Hebrew" w:hAnsi="SBL Hebrew" w:cs="SBL Hebrew" w:eastAsia="SBL Hebrew"/>
+          <w:b w:val="0"/>
+          <w:i w:val="0"/>
+          <w:color w:val="1A1A1A"/>
+          <w:sz w:val="22"/>
+        </w:rPr>
+        <w:t>זֹהַר הַקָּדוֹש</w:t>
+      </w:r>
+      <w:r>
+        <w:rPr>
+          <w:rFonts w:ascii="Georgia" w:hAnsi="Georgia" w:cs="SBL Hebrew" w:eastAsia="Georgia"/>
+          <w:b w:val="0"/>
+          <w:i w:val="0"/>
+          <w:color w:val="1A1A1A"/>
+          <w:sz w:val="22"/>
+        </w:rPr>
+        <w:t>)</w:t>
+      </w:r>
+      <w:r>
+        <w:rPr>
+          <w:rFonts w:ascii="Georgia" w:hAnsi="Georgia" w:cs="SBL Hebrew" w:eastAsia="Georgia"/>
           <w:color w:val="B8860B"/>
           <w:sz w:val="16"/>
           <w:vertAlign w:val="superscript"/>
@@ -1186,7 +1686,27 @@
           <w:color w:val="1A1A1A"/>
           <w:sz w:val="22"/>
         </w:rPr>
-        <w:t xml:space="preserve">, the </w:t>
+        <w:t xml:space="preserve"> (</w:t>
+      </w:r>
+      <w:r>
+        <w:rPr>
+          <w:rFonts w:ascii="SBL Hebrew" w:hAnsi="SBL Hebrew" w:cs="SBL Hebrew" w:eastAsia="SBL Hebrew"/>
+          <w:b w:val="0"/>
+          <w:i w:val="0"/>
+          <w:color w:val="1A1A1A"/>
+          <w:sz w:val="22"/>
+        </w:rPr>
+        <w:t>מוֹדֶה אֲנִי</w:t>
+      </w:r>
+      <w:r>
+        <w:rPr>
+          <w:rFonts w:ascii="Georgia" w:hAnsi="Georgia" w:cs="SBL Hebrew" w:eastAsia="Georgia"/>
+          <w:b w:val="0"/>
+          <w:i w:val="0"/>
+          <w:color w:val="1A1A1A"/>
+          <w:sz w:val="22"/>
+        </w:rPr>
+        <w:t xml:space="preserve">), the </w:t>
       </w:r>
       <w:r>
         <w:rPr>
@@ -1206,7 +1726,27 @@
           <w:color w:val="1A1A1A"/>
           <w:sz w:val="22"/>
         </w:rPr>
-        <w:t xml:space="preserve"> is restored to the body — but only partially. The Zohar teaches that the full integration of the </w:t>
+        <w:t xml:space="preserve"> is restored to the body (</w:t>
+      </w:r>
+      <w:r>
+        <w:rPr>
+          <w:rFonts w:ascii="SBL Hebrew" w:hAnsi="SBL Hebrew" w:cs="SBL Hebrew" w:eastAsia="SBL Hebrew"/>
+          <w:b w:val="0"/>
+          <w:i w:val="0"/>
+          <w:color w:val="1A1A1A"/>
+          <w:sz w:val="22"/>
+        </w:rPr>
+        <w:t>נְשָׁמָה</w:t>
+      </w:r>
+      <w:r>
+        <w:rPr>
+          <w:rFonts w:ascii="Georgia" w:hAnsi="Georgia" w:cs="SBL Hebrew" w:eastAsia="Georgia"/>
+          <w:b w:val="0"/>
+          <w:i w:val="0"/>
+          <w:color w:val="1A1A1A"/>
+          <w:sz w:val="22"/>
+        </w:rPr>
+        <w:t xml:space="preserve">) — but only partially. The Zohar teaches that the full integration of the </w:t>
       </w:r>
       <w:r>
         <w:rPr>
@@ -1246,7 +1786,27 @@
           <w:color w:val="1A1A1A"/>
           <w:sz w:val="22"/>
         </w:rPr>
-        <w:t>.</w:t>
+        <w:t xml:space="preserve"> (</w:t>
+      </w:r>
+      <w:r>
+        <w:rPr>
+          <w:rFonts w:ascii="SBL Hebrew" w:hAnsi="SBL Hebrew" w:cs="SBL Hebrew" w:eastAsia="SBL Hebrew"/>
+          <w:b w:val="0"/>
+          <w:i w:val="0"/>
+          <w:color w:val="1A1A1A"/>
+          <w:sz w:val="22"/>
+        </w:rPr>
+        <w:t>תְּפִלָּה</w:t>
+      </w:r>
+      <w:r>
+        <w:rPr>
+          <w:rFonts w:ascii="Georgia" w:hAnsi="Georgia" w:cs="SBL Hebrew" w:eastAsia="Georgia"/>
+          <w:b w:val="0"/>
+          <w:i w:val="0"/>
+          <w:color w:val="1A1A1A"/>
+          <w:sz w:val="22"/>
+        </w:rPr>
+        <w:t>).</w:t>
       </w:r>
     </w:p>
     <w:p>
@@ -1301,7 +1861,27 @@
           <w:color w:val="1A1A1A"/>
           <w:sz w:val="22"/>
         </w:rPr>
-        <w:t>, comprises five ascending levels:</w:t>
+        <w:t xml:space="preserve"> (</w:t>
+      </w:r>
+      <w:r>
+        <w:rPr>
+          <w:rFonts w:ascii="SBL Hebrew" w:hAnsi="SBL Hebrew" w:cs="SBL Hebrew" w:eastAsia="SBL Hebrew"/>
+          <w:b w:val="0"/>
+          <w:i w:val="0"/>
+          <w:color w:val="1A1A1A"/>
+          <w:sz w:val="22"/>
+        </w:rPr>
+        <w:t>מְקֻבָּלִים</w:t>
+      </w:r>
+      <w:r>
+        <w:rPr>
+          <w:rFonts w:ascii="Georgia" w:hAnsi="Georgia" w:cs="SBL Hebrew" w:eastAsia="Georgia"/>
+          <w:b w:val="0"/>
+          <w:i w:val="0"/>
+          <w:color w:val="1A1A1A"/>
+          <w:sz w:val="22"/>
+        </w:rPr>
+        <w:t>), comprises five ascending levels:</w:t>
       </w:r>
     </w:p>
     <w:p>
@@ -1396,7 +1976,27 @@
           <w:color w:val="1A1A1A"/>
           <w:sz w:val="22"/>
         </w:rPr>
-        <w:t xml:space="preserve">; </w:t>
+        <w:t xml:space="preserve"> (</w:t>
+      </w:r>
+      <w:r>
+        <w:rPr>
+          <w:rFonts w:ascii="SBL Hebrew" w:hAnsi="SBL Hebrew" w:cs="SBL Hebrew" w:eastAsia="SBL Hebrew"/>
+          <w:b w:val="0"/>
+          <w:i w:val="0"/>
+          <w:color w:val="1A1A1A"/>
+          <w:sz w:val="22"/>
+        </w:rPr>
+        <w:t>בִּרְכוֹת הַשָּׁחַר</w:t>
+      </w:r>
+      <w:r>
+        <w:rPr>
+          <w:rFonts w:ascii="Georgia" w:hAnsi="Georgia" w:cs="SBL Hebrew" w:eastAsia="Georgia"/>
+          <w:b w:val="0"/>
+          <w:i w:val="0"/>
+          <w:color w:val="1A1A1A"/>
+          <w:sz w:val="22"/>
+        </w:rPr>
+        <w:t xml:space="preserve">); </w:t>
       </w:r>
       <w:r>
         <w:rPr>
@@ -1436,7 +2036,27 @@
           <w:color w:val="1A1A1A"/>
           <w:sz w:val="22"/>
         </w:rPr>
-        <w:t xml:space="preserve">; </w:t>
+        <w:t xml:space="preserve"> (</w:t>
+      </w:r>
+      <w:r>
+        <w:rPr>
+          <w:rFonts w:ascii="SBL Hebrew" w:hAnsi="SBL Hebrew" w:cs="SBL Hebrew" w:eastAsia="SBL Hebrew"/>
+          <w:b w:val="0"/>
+          <w:i w:val="0"/>
+          <w:color w:val="1A1A1A"/>
+          <w:sz w:val="22"/>
+        </w:rPr>
+        <w:t>קָרְבָּנוֹת</w:t>
+      </w:r>
+      <w:r>
+        <w:rPr>
+          <w:rFonts w:ascii="Georgia" w:hAnsi="Georgia" w:cs="SBL Hebrew" w:eastAsia="Georgia"/>
+          <w:b w:val="0"/>
+          <w:i w:val="0"/>
+          <w:color w:val="1A1A1A"/>
+          <w:sz w:val="22"/>
+        </w:rPr>
+        <w:t xml:space="preserve">); </w:t>
       </w:r>
       <w:r>
         <w:rPr>
@@ -1476,7 +2096,27 @@
           <w:color w:val="1A1A1A"/>
           <w:sz w:val="22"/>
         </w:rPr>
-        <w:t xml:space="preserve">. At </w:t>
+        <w:t xml:space="preserve"> (</w:t>
+      </w:r>
+      <w:r>
+        <w:rPr>
+          <w:rFonts w:ascii="SBL Hebrew" w:hAnsi="SBL Hebrew" w:cs="SBL Hebrew" w:eastAsia="SBL Hebrew"/>
+          <w:b w:val="0"/>
+          <w:i w:val="0"/>
+          <w:color w:val="1A1A1A"/>
+          <w:sz w:val="22"/>
+        </w:rPr>
+        <w:t>פְּסוּקֵי דְּזִמְרָא</w:t>
+      </w:r>
+      <w:r>
+        <w:rPr>
+          <w:rFonts w:ascii="Georgia" w:hAnsi="Georgia" w:cs="SBL Hebrew" w:eastAsia="Georgia"/>
+          <w:b w:val="0"/>
+          <w:i w:val="0"/>
+          <w:color w:val="1A1A1A"/>
+          <w:sz w:val="22"/>
+        </w:rPr>
+        <w:t xml:space="preserve">). At </w:t>
       </w:r>
       <w:r>
         <w:rPr>
@@ -1556,7 +2196,27 @@
           <w:color w:val="1A1A1A"/>
           <w:sz w:val="22"/>
         </w:rPr>
-        <w:t xml:space="preserve">, </w:t>
+        <w:t xml:space="preserve"> (</w:t>
+      </w:r>
+      <w:r>
+        <w:rPr>
+          <w:rFonts w:ascii="SBL Hebrew" w:hAnsi="SBL Hebrew" w:cs="SBL Hebrew" w:eastAsia="SBL Hebrew"/>
+          <w:b w:val="0"/>
+          <w:i w:val="0"/>
+          <w:color w:val="1A1A1A"/>
+          <w:sz w:val="22"/>
+        </w:rPr>
+        <w:t>שְׁמוֹנֶה עֶשְׂרֵה</w:t>
+      </w:r>
+      <w:r>
+        <w:rPr>
+          <w:rFonts w:ascii="Georgia" w:hAnsi="Georgia" w:cs="SBL Hebrew" w:eastAsia="Georgia"/>
+          <w:b w:val="0"/>
+          <w:i w:val="0"/>
+          <w:color w:val="1A1A1A"/>
+          <w:sz w:val="22"/>
+        </w:rPr>
+        <w:t xml:space="preserve">), </w:t>
       </w:r>
       <w:r>
         <w:rPr>
@@ -1731,7 +2391,27 @@
           <w:color w:val="1A1A1A"/>
           <w:sz w:val="22"/>
         </w:rPr>
-        <w:t xml:space="preserve"> is, on the Zohar’s reading, to complete the daily work of becoming, in one’s own person, what a Jew is meant to be.</w:t>
+        <w:t xml:space="preserve"> (</w:t>
+      </w:r>
+      <w:r>
+        <w:rPr>
+          <w:rFonts w:ascii="SBL Hebrew" w:hAnsi="SBL Hebrew" w:cs="SBL Hebrew" w:eastAsia="SBL Hebrew"/>
+          <w:b w:val="0"/>
+          <w:i w:val="0"/>
+          <w:color w:val="1A1A1A"/>
+          <w:sz w:val="22"/>
+        </w:rPr>
+        <w:t>כַּוָּנָה</w:t>
+      </w:r>
+      <w:r>
+        <w:rPr>
+          <w:rFonts w:ascii="Georgia" w:hAnsi="Georgia" w:cs="SBL Hebrew" w:eastAsia="Georgia"/>
+          <w:b w:val="0"/>
+          <w:i w:val="0"/>
+          <w:color w:val="1A1A1A"/>
+          <w:sz w:val="22"/>
+        </w:rPr>
+        <w:t>) is, on the Zohar’s reading, to complete the daily work of becoming, in one’s own person, what a Jew is meant to be.</w:t>
       </w:r>
     </w:p>
     <w:p>
@@ -1800,6 +2480,36 @@
       <w:r>
         <w:rPr>
           <w:rFonts w:ascii="Georgia" w:hAnsi="Georgia" w:cs="SBL Hebrew" w:eastAsia="Georgia"/>
+          <w:b w:val="0"/>
+          <w:i w:val="0"/>
+          <w:color w:val="1A1A1A"/>
+          <w:sz w:val="22"/>
+        </w:rPr>
+        <w:t xml:space="preserve"> (</w:t>
+      </w:r>
+      <w:r>
+        <w:rPr>
+          <w:rFonts w:ascii="SBL Hebrew" w:hAnsi="SBL Hebrew" w:cs="SBL Hebrew" w:eastAsia="SBL Hebrew"/>
+          <w:b w:val="0"/>
+          <w:i w:val="0"/>
+          <w:color w:val="1A1A1A"/>
+          <w:sz w:val="22"/>
+        </w:rPr>
+        <w:t>תַּנָּא דְּבֵי אֵלִיָּהוּ</w:t>
+      </w:r>
+      <w:r>
+        <w:rPr>
+          <w:rFonts w:ascii="Georgia" w:hAnsi="Georgia" w:cs="SBL Hebrew" w:eastAsia="Georgia"/>
+          <w:b w:val="0"/>
+          <w:i w:val="0"/>
+          <w:color w:val="1A1A1A"/>
+          <w:sz w:val="22"/>
+        </w:rPr>
+        <w:t>)</w:t>
+      </w:r>
+      <w:r>
+        <w:rPr>
+          <w:rFonts w:ascii="Georgia" w:hAnsi="Georgia" w:cs="SBL Hebrew" w:eastAsia="Georgia"/>
           <w:color w:val="B8860B"/>
           <w:sz w:val="16"/>
           <w:vertAlign w:val="superscript"/>
@@ -1834,7 +2544,27 @@
           <w:color w:val="1A1A1A"/>
           <w:sz w:val="22"/>
         </w:rPr>
-        <w:t xml:space="preserve"> of Rav Anan with </w:t>
+        <w:t xml:space="preserve"> (</w:t>
+      </w:r>
+      <w:r>
+        <w:rPr>
+          <w:rFonts w:ascii="SBL Hebrew" w:hAnsi="SBL Hebrew" w:cs="SBL Hebrew" w:eastAsia="SBL Hebrew"/>
+          <w:b w:val="0"/>
+          <w:i w:val="0"/>
+          <w:color w:val="1A1A1A"/>
+          <w:sz w:val="22"/>
+        </w:rPr>
+        <w:t>חַבְרוּתָא</w:t>
+      </w:r>
+      <w:r>
+        <w:rPr>
+          <w:rFonts w:ascii="Georgia" w:hAnsi="Georgia" w:cs="SBL Hebrew" w:eastAsia="Georgia"/>
+          <w:b w:val="0"/>
+          <w:i w:val="0"/>
+          <w:color w:val="1A1A1A"/>
+          <w:sz w:val="22"/>
+        </w:rPr>
+        <w:t xml:space="preserve">) of Rav Anan with </w:t>
       </w:r>
       <w:r>
         <w:rPr>
@@ -1854,7 +2584,27 @@
           <w:color w:val="1A1A1A"/>
           <w:sz w:val="22"/>
         </w:rPr>
-        <w:t xml:space="preserve">. There it is recorded that </w:t>
+        <w:t xml:space="preserve"> (</w:t>
+      </w:r>
+      <w:r>
+        <w:rPr>
+          <w:rFonts w:ascii="SBL Hebrew" w:hAnsi="SBL Hebrew" w:cs="SBL Hebrew" w:eastAsia="SBL Hebrew"/>
+          <w:b w:val="0"/>
+          <w:i w:val="0"/>
+          <w:color w:val="1A1A1A"/>
+          <w:sz w:val="22"/>
+        </w:rPr>
+        <w:t>אֵלִיָּהוּ הַנָּבִיא</w:t>
+      </w:r>
+      <w:r>
+        <w:rPr>
+          <w:rFonts w:ascii="Georgia" w:hAnsi="Georgia" w:cs="SBL Hebrew" w:eastAsia="Georgia"/>
+          <w:b w:val="0"/>
+          <w:i w:val="0"/>
+          <w:color w:val="1A1A1A"/>
+          <w:sz w:val="22"/>
+        </w:rPr>
+        <w:t xml:space="preserve">). There it is recorded that </w:t>
       </w:r>
       <w:r>
         <w:rPr>
@@ -1894,7 +2644,27 @@
           <w:color w:val="1A1A1A"/>
           <w:sz w:val="22"/>
         </w:rPr>
-        <w:t xml:space="preserve">; the man returned no greeting. After a moment he explained: </w:t>
+        <w:t xml:space="preserve"> (</w:t>
+      </w:r>
+      <w:r>
+        <w:rPr>
+          <w:rFonts w:ascii="SBL Hebrew" w:hAnsi="SBL Hebrew" w:cs="SBL Hebrew" w:eastAsia="SBL Hebrew"/>
+          <w:b w:val="0"/>
+          <w:i w:val="0"/>
+          <w:color w:val="1A1A1A"/>
+          <w:sz w:val="22"/>
+        </w:rPr>
+        <w:t>שָׁלוֹם עֲלֵיכֶם</w:t>
+      </w:r>
+      <w:r>
+        <w:rPr>
+          <w:rFonts w:ascii="Georgia" w:hAnsi="Georgia" w:cs="SBL Hebrew" w:eastAsia="Georgia"/>
+          <w:b w:val="0"/>
+          <w:i w:val="0"/>
+          <w:color w:val="1A1A1A"/>
+          <w:sz w:val="22"/>
+        </w:rPr>
+        <w:t xml:space="preserve">); the man returned no greeting. After a moment he explained: </w:t>
       </w:r>
       <w:r>
         <w:rPr>
@@ -1969,7 +2739,27 @@
           <w:color w:val="1A1A1A"/>
           <w:sz w:val="22"/>
         </w:rPr>
-        <w:t xml:space="preserve"> in our lifetimes. The </w:t>
+        <w:t xml:space="preserve"> (</w:t>
+      </w:r>
+      <w:r>
+        <w:rPr>
+          <w:rFonts w:ascii="SBL Hebrew" w:hAnsi="SBL Hebrew" w:cs="SBL Hebrew" w:eastAsia="SBL Hebrew"/>
+          <w:b w:val="0"/>
+          <w:i w:val="0"/>
+          <w:color w:val="1A1A1A"/>
+          <w:sz w:val="22"/>
+        </w:rPr>
+        <w:t>עֲבֵרוֹת</w:t>
+      </w:r>
+      <w:r>
+        <w:rPr>
+          <w:rFonts w:ascii="Georgia" w:hAnsi="Georgia" w:cs="SBL Hebrew" w:eastAsia="Georgia"/>
+          <w:b w:val="0"/>
+          <w:i w:val="0"/>
+          <w:color w:val="1A1A1A"/>
+          <w:sz w:val="22"/>
+        </w:rPr>
+        <w:t xml:space="preserve">) in our lifetimes. The </w:t>
       </w:r>
       <w:r>
         <w:rPr>
@@ -1989,7 +2779,27 @@
           <w:color w:val="1A1A1A"/>
           <w:sz w:val="22"/>
         </w:rPr>
-        <w:t xml:space="preserve"> of Heaven decreed </w:t>
+        <w:t xml:space="preserve"> (</w:t>
+      </w:r>
+      <w:r>
+        <w:rPr>
+          <w:rFonts w:ascii="SBL Hebrew" w:hAnsi="SBL Hebrew" w:cs="SBL Hebrew" w:eastAsia="SBL Hebrew"/>
+          <w:b w:val="0"/>
+          <w:i w:val="0"/>
+          <w:color w:val="1A1A1A"/>
+          <w:sz w:val="22"/>
+        </w:rPr>
+        <w:t>בֵּית דִּין</w:t>
+      </w:r>
+      <w:r>
+        <w:rPr>
+          <w:rFonts w:ascii="Georgia" w:hAnsi="Georgia" w:cs="SBL Hebrew" w:eastAsia="Georgia"/>
+          <w:b w:val="0"/>
+          <w:i w:val="0"/>
+          <w:color w:val="1A1A1A"/>
+          <w:sz w:val="22"/>
+        </w:rPr>
+        <w:t xml:space="preserve">) of Heaven decreed </w:t>
       </w:r>
       <w:r>
         <w:rPr>
@@ -2009,7 +2819,27 @@
           <w:color w:val="1A1A1A"/>
           <w:sz w:val="22"/>
         </w:rPr>
-        <w:t xml:space="preserve"> upon us. This is the arrangement: each day I gather wood for my own burning while my friend burns. The next day, my friend gathers wood for his own burning while I burn. So it continues, day after day, without end.”</w:t>
+        <w:t xml:space="preserve"> (</w:t>
+      </w:r>
+      <w:r>
+        <w:rPr>
+          <w:rFonts w:ascii="SBL Hebrew" w:hAnsi="SBL Hebrew" w:cs="SBL Hebrew" w:eastAsia="SBL Hebrew"/>
+          <w:b w:val="0"/>
+          <w:i w:val="0"/>
+          <w:color w:val="1A1A1A"/>
+          <w:sz w:val="22"/>
+        </w:rPr>
+        <w:t>שְׂרֵפָה</w:t>
+      </w:r>
+      <w:r>
+        <w:rPr>
+          <w:rFonts w:ascii="Georgia" w:hAnsi="Georgia" w:cs="SBL Hebrew" w:eastAsia="Georgia"/>
+          <w:b w:val="0"/>
+          <w:i w:val="0"/>
+          <w:color w:val="1A1A1A"/>
+          <w:sz w:val="22"/>
+        </w:rPr>
+        <w:t>) upon us. This is the arrangement: each day I gather wood for my own burning while my friend burns. The next day, my friend gathers wood for his own burning while I burn. So it continues, day after day, without end.”</w:t>
       </w:r>
       <w:r>
         <w:rPr>
@@ -2084,7 +2914,27 @@
           <w:color w:val="1A1A1A"/>
           <w:sz w:val="22"/>
         </w:rPr>
-        <w:t xml:space="preserve"> and teach him </w:t>
+        <w:t xml:space="preserve"> (</w:t>
+      </w:r>
+      <w:r>
+        <w:rPr>
+          <w:rFonts w:ascii="SBL Hebrew" w:hAnsi="SBL Hebrew" w:cs="SBL Hebrew" w:eastAsia="SBL Hebrew"/>
+          <w:b w:val="0"/>
+          <w:i w:val="0"/>
+          <w:color w:val="1A1A1A"/>
+          <w:sz w:val="22"/>
+        </w:rPr>
+        <w:t>חֶדֶר</w:t>
+      </w:r>
+      <w:r>
+        <w:rPr>
+          <w:rFonts w:ascii="Georgia" w:hAnsi="Georgia" w:cs="SBL Hebrew" w:eastAsia="Georgia"/>
+          <w:b w:val="0"/>
+          <w:i w:val="0"/>
+          <w:color w:val="1A1A1A"/>
+          <w:sz w:val="22"/>
+        </w:rPr>
+        <w:t xml:space="preserve">) and teach him </w:t>
       </w:r>
       <w:r>
         <w:rPr>
@@ -2104,7 +2954,27 @@
           <w:color w:val="1A1A1A"/>
           <w:sz w:val="22"/>
         </w:rPr>
-        <w:t xml:space="preserve">. Above all, train him that when the </w:t>
+        <w:t xml:space="preserve"> (</w:t>
+      </w:r>
+      <w:r>
+        <w:rPr>
+          <w:rFonts w:ascii="SBL Hebrew" w:hAnsi="SBL Hebrew" w:cs="SBL Hebrew" w:eastAsia="SBL Hebrew"/>
+          <w:b w:val="0"/>
+          <w:i w:val="0"/>
+          <w:color w:val="1A1A1A"/>
+          <w:sz w:val="22"/>
+        </w:rPr>
+        <w:t>חֻמָּשׁ</w:t>
+      </w:r>
+      <w:r>
+        <w:rPr>
+          <w:rFonts w:ascii="Georgia" w:hAnsi="Georgia" w:cs="SBL Hebrew" w:eastAsia="Georgia"/>
+          <w:b w:val="0"/>
+          <w:i w:val="0"/>
+          <w:color w:val="1A1A1A"/>
+          <w:sz w:val="22"/>
+        </w:rPr>
+        <w:t xml:space="preserve">). Above all, train him that when the </w:t>
       </w:r>
       <w:r>
         <w:rPr>
@@ -2184,7 +3054,27 @@
           <w:color w:val="1A1A1A"/>
           <w:sz w:val="22"/>
         </w:rPr>
-        <w:t xml:space="preserve"> who hold my punishment will release me.”</w:t>
+        <w:t xml:space="preserve"> (</w:t>
+      </w:r>
+      <w:r>
+        <w:rPr>
+          <w:rFonts w:ascii="SBL Hebrew" w:hAnsi="SBL Hebrew" w:cs="SBL Hebrew" w:eastAsia="SBL Hebrew"/>
+          <w:b w:val="0"/>
+          <w:i w:val="0"/>
+          <w:color w:val="1A1A1A"/>
+          <w:sz w:val="22"/>
+        </w:rPr>
+        <w:t>מַלְאָכִים</w:t>
+      </w:r>
+      <w:r>
+        <w:rPr>
+          <w:rFonts w:ascii="Georgia" w:hAnsi="Georgia" w:cs="SBL Hebrew" w:eastAsia="Georgia"/>
+          <w:b w:val="0"/>
+          <w:i w:val="0"/>
+          <w:color w:val="1A1A1A"/>
+          <w:sz w:val="22"/>
+        </w:rPr>
+        <w:t>) who hold my punishment will release me.”</w:t>
       </w:r>
       <w:r>
         <w:rPr>
@@ -2249,7 +3139,27 @@
           <w:color w:val="1A1A1A"/>
           <w:sz w:val="22"/>
         </w:rPr>
-        <w:t xml:space="preserve"> as </w:t>
+        <w:t xml:space="preserve"> (</w:t>
+      </w:r>
+      <w:r>
+        <w:rPr>
+          <w:rFonts w:ascii="SBL Hebrew" w:hAnsi="SBL Hebrew" w:cs="SBL Hebrew" w:eastAsia="SBL Hebrew"/>
+          <w:b w:val="0"/>
+          <w:i w:val="0"/>
+          <w:color w:val="1A1A1A"/>
+          <w:sz w:val="22"/>
+        </w:rPr>
+        <w:t>כֹּחַ</w:t>
+      </w:r>
+      <w:r>
+        <w:rPr>
+          <w:rFonts w:ascii="Georgia" w:hAnsi="Georgia" w:cs="SBL Hebrew" w:eastAsia="Georgia"/>
+          <w:b w:val="0"/>
+          <w:i w:val="0"/>
+          <w:color w:val="1A1A1A"/>
+          <w:sz w:val="22"/>
+        </w:rPr>
+        <w:t xml:space="preserve">) as </w:t>
       </w:r>
       <w:r>
         <w:rPr>
@@ -2269,7 +3179,27 @@
           <w:color w:val="1A1A1A"/>
           <w:sz w:val="22"/>
         </w:rPr>
-        <w:t xml:space="preserve">: the power of communal </w:t>
+        <w:t xml:space="preserve"> (</w:t>
+      </w:r>
+      <w:r>
+        <w:rPr>
+          <w:rFonts w:ascii="SBL Hebrew" w:hAnsi="SBL Hebrew" w:cs="SBL Hebrew" w:eastAsia="SBL Hebrew"/>
+          <w:b w:val="0"/>
+          <w:i w:val="0"/>
+          <w:color w:val="1A1A1A"/>
+          <w:sz w:val="22"/>
+        </w:rPr>
+        <w:t>קַדִּישׁ</w:t>
+      </w:r>
+      <w:r>
+        <w:rPr>
+          <w:rFonts w:ascii="Georgia" w:hAnsi="Georgia" w:cs="SBL Hebrew" w:eastAsia="Georgia"/>
+          <w:b w:val="0"/>
+          <w:i w:val="0"/>
+          <w:color w:val="1A1A1A"/>
+          <w:sz w:val="22"/>
+        </w:rPr>
+        <w:t xml:space="preserve">): the power of communal </w:t>
       </w:r>
       <w:r>
         <w:rPr>
@@ -2289,7 +3219,27 @@
           <w:color w:val="1A1A1A"/>
           <w:sz w:val="22"/>
         </w:rPr>
-        <w:t xml:space="preserve"> to elevate a </w:t>
+        <w:t xml:space="preserve"> (</w:t>
+      </w:r>
+      <w:r>
+        <w:rPr>
+          <w:rFonts w:ascii="SBL Hebrew" w:hAnsi="SBL Hebrew" w:cs="SBL Hebrew" w:eastAsia="SBL Hebrew"/>
+          <w:b w:val="0"/>
+          <w:i w:val="0"/>
+          <w:color w:val="1A1A1A"/>
+          <w:sz w:val="22"/>
+        </w:rPr>
+        <w:t>קְדֻשָּה</w:t>
+      </w:r>
+      <w:r>
+        <w:rPr>
+          <w:rFonts w:ascii="Georgia" w:hAnsi="Georgia" w:cs="SBL Hebrew" w:eastAsia="Georgia"/>
+          <w:b w:val="0"/>
+          <w:i w:val="0"/>
+          <w:color w:val="1A1A1A"/>
+          <w:sz w:val="22"/>
+        </w:rPr>
+        <w:t xml:space="preserve">) to elevate a </w:t>
       </w:r>
       <w:r>
         <w:rPr>
@@ -2329,7 +3279,27 @@
           <w:color w:val="1A1A1A"/>
           <w:sz w:val="22"/>
         </w:rPr>
-        <w:t xml:space="preserve">. The Talmud in </w:t>
+        <w:t xml:space="preserve"> (</w:t>
+      </w:r>
+      <w:r>
+        <w:rPr>
+          <w:rFonts w:ascii="SBL Hebrew" w:hAnsi="SBL Hebrew" w:cs="SBL Hebrew" w:eastAsia="SBL Hebrew"/>
+          <w:b w:val="0"/>
+          <w:i w:val="0"/>
+          <w:color w:val="1A1A1A"/>
+          <w:sz w:val="22"/>
+        </w:rPr>
+        <w:t>גֵּיהִנֹּם</w:t>
+      </w:r>
+      <w:r>
+        <w:rPr>
+          <w:rFonts w:ascii="Georgia" w:hAnsi="Georgia" w:cs="SBL Hebrew" w:eastAsia="Georgia"/>
+          <w:b w:val="0"/>
+          <w:i w:val="0"/>
+          <w:color w:val="1A1A1A"/>
+          <w:sz w:val="22"/>
+        </w:rPr>
+        <w:t xml:space="preserve">). The Talmud in </w:t>
       </w:r>
       <w:r>
         <w:rPr>
@@ -2398,7 +3368,27 @@
           <w:color w:val="1A1A1A"/>
           <w:sz w:val="22"/>
         </w:rPr>
-        <w:t xml:space="preserve">; the tradition’s corollary is that within that period, communal </w:t>
+        <w:t xml:space="preserve"> (</w:t>
+      </w:r>
+      <w:r>
+        <w:rPr>
+          <w:rFonts w:ascii="SBL Hebrew" w:hAnsi="SBL Hebrew" w:cs="SBL Hebrew" w:eastAsia="SBL Hebrew"/>
+          <w:b w:val="0"/>
+          <w:i w:val="0"/>
+          <w:color w:val="1A1A1A"/>
+          <w:sz w:val="22"/>
+        </w:rPr>
+        <w:t>רְשָׁעִים</w:t>
+      </w:r>
+      <w:r>
+        <w:rPr>
+          <w:rFonts w:ascii="Georgia" w:hAnsi="Georgia" w:cs="SBL Hebrew" w:eastAsia="Georgia"/>
+          <w:b w:val="0"/>
+          <w:i w:val="0"/>
+          <w:color w:val="1A1A1A"/>
+          <w:sz w:val="22"/>
+        </w:rPr>
+        <w:t xml:space="preserve">); the tradition’s corollary is that within that period, communal </w:t>
       </w:r>
       <w:r>
         <w:rPr>
@@ -2612,7 +3602,27 @@
           <w:color w:val="1A1A1A"/>
           <w:sz w:val="22"/>
         </w:rPr>
-        <w:t>:</w:t>
+        <w:t xml:space="preserve"> (</w:t>
+      </w:r>
+      <w:r>
+        <w:rPr>
+          <w:rFonts w:ascii="SBL Hebrew" w:hAnsi="SBL Hebrew" w:cs="SBL Hebrew" w:eastAsia="SBL Hebrew"/>
+          <w:b w:val="0"/>
+          <w:i w:val="0"/>
+          <w:color w:val="1A1A1A"/>
+          <w:sz w:val="22"/>
+        </w:rPr>
+        <w:t>דְּבָרִים</w:t>
+      </w:r>
+      <w:r>
+        <w:rPr>
+          <w:rFonts w:ascii="Georgia" w:hAnsi="Georgia" w:cs="SBL Hebrew" w:eastAsia="Georgia"/>
+          <w:b w:val="0"/>
+          <w:i w:val="0"/>
+          <w:color w:val="1A1A1A"/>
+          <w:sz w:val="22"/>
+        </w:rPr>
+        <w:t>):</w:t>
       </w:r>
       <w:r>
         <w:rPr>
@@ -2736,7 +3746,27 @@
           <w:color w:val="1A1A1A"/>
           <w:sz w:val="22"/>
         </w:rPr>
-        <w:t xml:space="preserve"> read this verse as the Pentateuchal model of communal </w:t>
+        <w:t xml:space="preserve"> read this verse (</w:t>
+      </w:r>
+      <w:r>
+        <w:rPr>
+          <w:rFonts w:ascii="SBL Hebrew" w:hAnsi="SBL Hebrew" w:cs="SBL Hebrew" w:eastAsia="SBL Hebrew"/>
+          <w:b w:val="0"/>
+          <w:i w:val="0"/>
+          <w:color w:val="1A1A1A"/>
+          <w:sz w:val="22"/>
+        </w:rPr>
+        <w:t>חֲזַ"ל</w:t>
+      </w:r>
+      <w:r>
+        <w:rPr>
+          <w:rFonts w:ascii="Georgia" w:hAnsi="Georgia" w:cs="SBL Hebrew" w:eastAsia="Georgia"/>
+          <w:b w:val="0"/>
+          <w:i w:val="0"/>
+          <w:color w:val="1A1A1A"/>
+          <w:sz w:val="22"/>
+        </w:rPr>
+        <w:t xml:space="preserve">) as the Pentateuchal model of communal </w:t>
       </w:r>
       <w:r>
         <w:rPr>
@@ -2796,7 +3826,27 @@
           <w:color w:val="1A1A1A"/>
           <w:sz w:val="22"/>
         </w:rPr>
-        <w:t xml:space="preserve"> — </w:t>
+        <w:t xml:space="preserve"> (</w:t>
+      </w:r>
+      <w:r>
+        <w:rPr>
+          <w:rFonts w:ascii="SBL Hebrew" w:hAnsi="SBL Hebrew" w:cs="SBL Hebrew" w:eastAsia="SBL Hebrew"/>
+          <w:b w:val="0"/>
+          <w:i w:val="0"/>
+          <w:color w:val="1A1A1A"/>
+          <w:sz w:val="22"/>
+        </w:rPr>
+        <w:t>דָּבָר שֶׁבִּקְדֻשָּה</w:t>
+      </w:r>
+      <w:r>
+        <w:rPr>
+          <w:rFonts w:ascii="Georgia" w:hAnsi="Georgia" w:cs="SBL Hebrew" w:eastAsia="Georgia"/>
+          <w:b w:val="0"/>
+          <w:i w:val="0"/>
+          <w:color w:val="1A1A1A"/>
+          <w:sz w:val="22"/>
+        </w:rPr>
+        <w:t xml:space="preserve">) — </w:t>
       </w:r>
       <w:r>
         <w:rPr>
@@ -3020,11 +4070,22 @@
       <w:r>
         <w:rPr>
           <w:rFonts w:ascii="Georgia" w:hAnsi="Georgia" w:cs="SBL Hebrew" w:eastAsia="Georgia"/>
-          <w:color w:val="B8860B"/>
-          <w:sz w:val="16"/>
-          <w:vertAlign w:val="superscript"/>
-        </w:rPr>
-        <w:t>[7]</w:t>
+          <w:b w:val="0"/>
+          <w:i w:val="0"/>
+          <w:color w:val="1A1A1A"/>
+          <w:sz w:val="22"/>
+        </w:rPr>
+        <w:t>סֵפֶר חֲסִידִים</w:t>
+      </w:r>
+      <w:r>
+        <w:rPr>
+          <w:rFonts w:ascii="Georgia" w:hAnsi="Georgia" w:cs="SBL Hebrew" w:eastAsia="Georgia"/>
+          <w:b w:val="0"/>
+          <w:i w:val="0"/>
+          <w:color w:val="1A1A1A"/>
+          <w:sz w:val="22"/>
+        </w:rPr>
+        <w:t>) href="#fn7"&gt;[7]</w:t>
       </w:r>
       <w:r>
         <w:rPr>
@@ -3054,7 +4115,27 @@
           <w:color w:val="1A1A1A"/>
           <w:sz w:val="22"/>
         </w:rPr>
-        <w:t xml:space="preserve"> boys and reserved adults who, receiving an </w:t>
+        <w:t xml:space="preserve"> (</w:t>
+      </w:r>
+      <w:r>
+        <w:rPr>
+          <w:rFonts w:ascii="SBL Hebrew" w:hAnsi="SBL Hebrew" w:cs="SBL Hebrew" w:eastAsia="SBL Hebrew"/>
+          <w:b w:val="0"/>
+          <w:i w:val="0"/>
+          <w:color w:val="1A1A1A"/>
+          <w:sz w:val="22"/>
+        </w:rPr>
+        <w:t>בַּר מִצְוָה</w:t>
+      </w:r>
+      <w:r>
+        <w:rPr>
+          <w:rFonts w:ascii="Georgia" w:hAnsi="Georgia" w:cs="SBL Hebrew" w:eastAsia="Georgia"/>
+          <w:b w:val="0"/>
+          <w:i w:val="0"/>
+          <w:color w:val="1A1A1A"/>
+          <w:sz w:val="22"/>
+        </w:rPr>
+        <w:t xml:space="preserve">) boys and reserved adults who, receiving an </w:t>
       </w:r>
       <w:r>
         <w:rPr>
@@ -3259,7 +4340,27 @@
           <w:color w:val="1A1A1A"/>
           <w:sz w:val="22"/>
         </w:rPr>
-        <w:t xml:space="preserve"> and </w:t>
+        <w:t xml:space="preserve"> (</w:t>
+      </w:r>
+      <w:r>
+        <w:rPr>
+          <w:rFonts w:ascii="SBL Hebrew" w:hAnsi="SBL Hebrew" w:cs="SBL Hebrew" w:eastAsia="SBL Hebrew"/>
+          <w:b w:val="0"/>
+          <w:i w:val="0"/>
+          <w:color w:val="1A1A1A"/>
+          <w:sz w:val="22"/>
+        </w:rPr>
+        <w:t>מִשְׁנָה בְּרוּרָה</w:t>
+      </w:r>
+      <w:r>
+        <w:rPr>
+          <w:rFonts w:ascii="Georgia" w:hAnsi="Georgia" w:cs="SBL Hebrew" w:eastAsia="Georgia"/>
+          <w:b w:val="0"/>
+          <w:i w:val="0"/>
+          <w:color w:val="1A1A1A"/>
+          <w:sz w:val="22"/>
+        </w:rPr>
+        <w:t xml:space="preserve">) and </w:t>
       </w:r>
       <w:r>
         <w:rPr>
@@ -3270,6 +4371,36 @@
           <w:sz w:val="22"/>
         </w:rPr>
         <w:t>Biur Halacha</w:t>
+      </w:r>
+      <w:r>
+        <w:rPr>
+          <w:rFonts w:ascii="Georgia" w:hAnsi="Georgia" w:cs="SBL Hebrew" w:eastAsia="Georgia"/>
+          <w:b w:val="0"/>
+          <w:i w:val="0"/>
+          <w:color w:val="1A1A1A"/>
+          <w:sz w:val="22"/>
+        </w:rPr>
+        <w:t xml:space="preserve"> (</w:t>
+      </w:r>
+      <w:r>
+        <w:rPr>
+          <w:rFonts w:ascii="SBL Hebrew" w:hAnsi="SBL Hebrew" w:cs="SBL Hebrew" w:eastAsia="SBL Hebrew"/>
+          <w:b w:val="0"/>
+          <w:i w:val="0"/>
+          <w:color w:val="1A1A1A"/>
+          <w:sz w:val="22"/>
+        </w:rPr>
+        <w:t>בִּיאוּר הֲלָכָה</w:t>
+      </w:r>
+      <w:r>
+        <w:rPr>
+          <w:rFonts w:ascii="Georgia" w:hAnsi="Georgia" w:cs="SBL Hebrew" w:eastAsia="Georgia"/>
+          <w:b w:val="0"/>
+          <w:i w:val="0"/>
+          <w:color w:val="1A1A1A"/>
+          <w:sz w:val="22"/>
+        </w:rPr>
+        <w:t>)</w:t>
       </w:r>
       <w:r>
         <w:rPr>
@@ -3328,7 +4459,27 @@
           <w:color w:val="1A1A1A"/>
           <w:sz w:val="22"/>
         </w:rPr>
-        <w:t xml:space="preserve"> to actively guide and correct one who says </w:t>
+        <w:t xml:space="preserve"> to actively guide (</w:t>
+      </w:r>
+      <w:r>
+        <w:rPr>
+          <w:rFonts w:ascii="SBL Hebrew" w:hAnsi="SBL Hebrew" w:cs="SBL Hebrew" w:eastAsia="SBL Hebrew"/>
+          <w:b w:val="0"/>
+          <w:i w:val="0"/>
+          <w:color w:val="1A1A1A"/>
+          <w:sz w:val="22"/>
+        </w:rPr>
+        <w:t>מִצְוָה</w:t>
+      </w:r>
+      <w:r>
+        <w:rPr>
+          <w:rFonts w:ascii="Georgia" w:hAnsi="Georgia" w:cs="SBL Hebrew" w:eastAsia="Georgia"/>
+          <w:b w:val="0"/>
+          <w:i w:val="0"/>
+          <w:color w:val="1A1A1A"/>
+          <w:sz w:val="22"/>
+        </w:rPr>
+        <w:t xml:space="preserve">) and correct one who says </w:t>
       </w:r>
       <w:r>
         <w:rPr>
@@ -3368,7 +4519,27 @@
           <w:color w:val="1A1A1A"/>
           <w:sz w:val="22"/>
         </w:rPr>
-        <w:t xml:space="preserve"> is unambiguous on this priority — the </w:t>
+        <w:t xml:space="preserve"> (</w:t>
+      </w:r>
+      <w:r>
+        <w:rPr>
+          <w:rFonts w:ascii="SBL Hebrew" w:hAnsi="SBL Hebrew" w:cs="SBL Hebrew" w:eastAsia="SBL Hebrew"/>
+          <w:b w:val="0"/>
+          <w:i w:val="0"/>
+          <w:color w:val="1A1A1A"/>
+          <w:sz w:val="22"/>
+        </w:rPr>
+        <w:t>חָפֵץ חַיִּים</w:t>
+      </w:r>
+      <w:r>
+        <w:rPr>
+          <w:rFonts w:ascii="Georgia" w:hAnsi="Georgia" w:cs="SBL Hebrew" w:eastAsia="Georgia"/>
+          <w:b w:val="0"/>
+          <w:i w:val="0"/>
+          <w:color w:val="1A1A1A"/>
+          <w:sz w:val="22"/>
+        </w:rPr>
+        <w:t xml:space="preserve">) is unambiguous on this priority — the </w:t>
       </w:r>
       <w:r>
         <w:rPr>
@@ -3428,7 +4599,27 @@
           <w:color w:val="1A1A1A"/>
           <w:sz w:val="22"/>
         </w:rPr>
-        <w:t xml:space="preserve"> bear a particular responsibility to prepare their sons and </w:t>
+        <w:t xml:space="preserve"> (</w:t>
+      </w:r>
+      <w:r>
+        <w:rPr>
+          <w:rFonts w:ascii="SBL Hebrew" w:hAnsi="SBL Hebrew" w:cs="SBL Hebrew" w:eastAsia="SBL Hebrew"/>
+          <w:b w:val="0"/>
+          <w:i w:val="0"/>
+          <w:color w:val="1A1A1A"/>
+          <w:sz w:val="22"/>
+        </w:rPr>
+        <w:t>רַבֵּייִם</w:t>
+      </w:r>
+      <w:r>
+        <w:rPr>
+          <w:rFonts w:ascii="Georgia" w:hAnsi="Georgia" w:cs="SBL Hebrew" w:eastAsia="Georgia"/>
+          <w:b w:val="0"/>
+          <w:i w:val="0"/>
+          <w:color w:val="1A1A1A"/>
+          <w:sz w:val="22"/>
+        </w:rPr>
+        <w:t xml:space="preserve">) bear a particular responsibility to prepare their sons and </w:t>
       </w:r>
       <w:r>
         <w:rPr>
@@ -3448,7 +4639,27 @@
           <w:color w:val="1A1A1A"/>
           <w:sz w:val="22"/>
         </w:rPr>
-        <w:t xml:space="preserve"> to declare the words audibly from the first </w:t>
+        <w:t xml:space="preserve"> (</w:t>
+      </w:r>
+      <w:r>
+        <w:rPr>
+          <w:rFonts w:ascii="SBL Hebrew" w:hAnsi="SBL Hebrew" w:cs="SBL Hebrew" w:eastAsia="SBL Hebrew"/>
+          <w:b w:val="0"/>
+          <w:i w:val="0"/>
+          <w:color w:val="1A1A1A"/>
+          <w:sz w:val="22"/>
+        </w:rPr>
+        <w:t>תַּלְמִידִים</w:t>
+      </w:r>
+      <w:r>
+        <w:rPr>
+          <w:rFonts w:ascii="Georgia" w:hAnsi="Georgia" w:cs="SBL Hebrew" w:eastAsia="Georgia"/>
+          <w:b w:val="0"/>
+          <w:i w:val="0"/>
+          <w:color w:val="1A1A1A"/>
+          <w:sz w:val="22"/>
+        </w:rPr>
+        <w:t xml:space="preserve">) to declare the words audibly from the first </w:t>
       </w:r>
       <w:r>
         <w:rPr>
@@ -3518,7 +4729,27 @@
           <w:color w:val="1A1A1A"/>
           <w:sz w:val="22"/>
         </w:rPr>
-        <w:t xml:space="preserve"> further rule that to be </w:t>
+        <w:t xml:space="preserve"> further rule (</w:t>
+      </w:r>
+      <w:r>
+        <w:rPr>
+          <w:rFonts w:ascii="SBL Hebrew" w:hAnsi="SBL Hebrew" w:cs="SBL Hebrew" w:eastAsia="SBL Hebrew"/>
+          <w:b w:val="0"/>
+          <w:i w:val="0"/>
+          <w:color w:val="1A1A1A"/>
+          <w:sz w:val="22"/>
+        </w:rPr>
+        <w:t>פּוֹסְקִים</w:t>
+      </w:r>
+      <w:r>
+        <w:rPr>
+          <w:rFonts w:ascii="Georgia" w:hAnsi="Georgia" w:cs="SBL Hebrew" w:eastAsia="Georgia"/>
+          <w:b w:val="0"/>
+          <w:i w:val="0"/>
+          <w:color w:val="1A1A1A"/>
+          <w:sz w:val="22"/>
+        </w:rPr>
+        <w:t xml:space="preserve">) that to be </w:t>
       </w:r>
       <w:r>
         <w:rPr>
@@ -3538,7 +4769,27 @@
           <w:color w:val="1A1A1A"/>
           <w:sz w:val="22"/>
         </w:rPr>
-        <w:t xml:space="preserve"> the response to </w:t>
+        <w:t xml:space="preserve"> the response (</w:t>
+      </w:r>
+      <w:r>
+        <w:rPr>
+          <w:rFonts w:ascii="SBL Hebrew" w:hAnsi="SBL Hebrew" w:cs="SBL Hebrew" w:eastAsia="SBL Hebrew"/>
+          <w:b w:val="0"/>
+          <w:i w:val="0"/>
+          <w:color w:val="1A1A1A"/>
+          <w:sz w:val="22"/>
+        </w:rPr>
+        <w:t>יוֹצֵא</w:t>
+      </w:r>
+      <w:r>
+        <w:rPr>
+          <w:rFonts w:ascii="Georgia" w:hAnsi="Georgia" w:cs="SBL Hebrew" w:eastAsia="Georgia"/>
+          <w:b w:val="0"/>
+          <w:i w:val="0"/>
+          <w:color w:val="1A1A1A"/>
+          <w:sz w:val="22"/>
+        </w:rPr>
+        <w:t xml:space="preserve">) to </w:t>
       </w:r>
       <w:r>
         <w:rPr>
@@ -3598,7 +4849,27 @@
           <w:color w:val="1A1A1A"/>
           <w:sz w:val="22"/>
         </w:rPr>
-        <w:t xml:space="preserve"> — not merely the answering voices of the </w:t>
+        <w:t xml:space="preserve"> (</w:t>
+      </w:r>
+      <w:r>
+        <w:rPr>
+          <w:rFonts w:ascii="SBL Hebrew" w:hAnsi="SBL Hebrew" w:cs="SBL Hebrew" w:eastAsia="SBL Hebrew"/>
+          <w:b w:val="0"/>
+          <w:i w:val="0"/>
+          <w:color w:val="1A1A1A"/>
+          <w:sz w:val="22"/>
+        </w:rPr>
+        <w:t>עוֹלֶה</w:t>
+      </w:r>
+      <w:r>
+        <w:rPr>
+          <w:rFonts w:ascii="Georgia" w:hAnsi="Georgia" w:cs="SBL Hebrew" w:eastAsia="Georgia"/>
+          <w:b w:val="0"/>
+          <w:i w:val="0"/>
+          <w:color w:val="1A1A1A"/>
+          <w:sz w:val="22"/>
+        </w:rPr>
+        <w:t xml:space="preserve">) — not merely the answering voices of the </w:t>
       </w:r>
       <w:r>
         <w:rPr>
@@ -3638,7 +4909,27 @@
           <w:color w:val="1A1A1A"/>
           <w:sz w:val="22"/>
         </w:rPr>
-        <w:t xml:space="preserve">. The principle of </w:t>
+        <w:t xml:space="preserve"> (</w:t>
+      </w:r>
+      <w:r>
+        <w:rPr>
+          <w:rFonts w:ascii="SBL Hebrew" w:hAnsi="SBL Hebrew" w:cs="SBL Hebrew" w:eastAsia="SBL Hebrew"/>
+          <w:b w:val="0"/>
+          <w:i w:val="0"/>
+          <w:color w:val="1A1A1A"/>
+          <w:sz w:val="22"/>
+        </w:rPr>
+        <w:t>בִּימָה</w:t>
+      </w:r>
+      <w:r>
+        <w:rPr>
+          <w:rFonts w:ascii="Georgia" w:hAnsi="Georgia" w:cs="SBL Hebrew" w:eastAsia="Georgia"/>
+          <w:b w:val="0"/>
+          <w:i w:val="0"/>
+          <w:color w:val="1A1A1A"/>
+          <w:sz w:val="22"/>
+        </w:rPr>
+        <w:t xml:space="preserve">). The principle of </w:t>
       </w:r>
       <w:r>
         <w:rPr>
@@ -3678,7 +4969,27 @@
           <w:color w:val="1A1A1A"/>
           <w:sz w:val="22"/>
         </w:rPr>
-        <w:t xml:space="preserve"> from the originator; if the call itself was inaudible, hearing others’ responses does not permit one to join. One does not, in the pithy image, “jump aboard” the </w:t>
+        <w:t xml:space="preserve"> (</w:t>
+      </w:r>
+      <w:r>
+        <w:rPr>
+          <w:rFonts w:ascii="SBL Hebrew" w:hAnsi="SBL Hebrew" w:cs="SBL Hebrew" w:eastAsia="SBL Hebrew"/>
+          <w:b w:val="0"/>
+          <w:i w:val="0"/>
+          <w:color w:val="1A1A1A"/>
+          <w:sz w:val="22"/>
+        </w:rPr>
+        <w:t>שְׁמִיעָה</w:t>
+      </w:r>
+      <w:r>
+        <w:rPr>
+          <w:rFonts w:ascii="Georgia" w:hAnsi="Georgia" w:cs="SBL Hebrew" w:eastAsia="Georgia"/>
+          <w:b w:val="0"/>
+          <w:i w:val="0"/>
+          <w:color w:val="1A1A1A"/>
+          <w:sz w:val="22"/>
+        </w:rPr>
+        <w:t xml:space="preserve">) from the originator; if the call itself was inaudible, hearing others’ responses does not permit one to join. One does not, in the pithy image, “jump aboard” the </w:t>
       </w:r>
       <w:r>
         <w:rPr>
@@ -3771,7 +5082,27 @@
           <w:color w:val="1A1A1A"/>
           <w:sz w:val="22"/>
         </w:rPr>
-        <w:t xml:space="preserve"> between the two great </w:t>
+        <w:t xml:space="preserve"> (</w:t>
+      </w:r>
+      <w:r>
+        <w:rPr>
+          <w:rFonts w:ascii="SBL Hebrew" w:hAnsi="SBL Hebrew" w:cs="SBL Hebrew" w:eastAsia="SBL Hebrew"/>
+          <w:b w:val="0"/>
+          <w:i w:val="0"/>
+          <w:color w:val="1A1A1A"/>
+          <w:sz w:val="22"/>
+        </w:rPr>
+        <w:t>מַחֲלֹקֶת</w:t>
+      </w:r>
+      <w:r>
+        <w:rPr>
+          <w:rFonts w:ascii="Georgia" w:hAnsi="Georgia" w:cs="SBL Hebrew" w:eastAsia="Georgia"/>
+          <w:b w:val="0"/>
+          <w:i w:val="0"/>
+          <w:color w:val="1A1A1A"/>
+          <w:sz w:val="22"/>
+        </w:rPr>
+        <w:t xml:space="preserve">) between the two great </w:t>
       </w:r>
       <w:r>
         <w:rPr>
@@ -3791,7 +5122,27 @@
           <w:color w:val="1A1A1A"/>
           <w:sz w:val="22"/>
         </w:rPr>
-        <w:t xml:space="preserve"> of their era on the exact </w:t>
+        <w:t xml:space="preserve"> (</w:t>
+      </w:r>
+      <w:r>
+        <w:rPr>
+          <w:rFonts w:ascii="SBL Hebrew" w:hAnsi="SBL Hebrew" w:cs="SBL Hebrew" w:eastAsia="SBL Hebrew"/>
+          <w:b w:val="0"/>
+          <w:i w:val="0"/>
+          <w:color w:val="1A1A1A"/>
+          <w:sz w:val="22"/>
+        </w:rPr>
+        <w:t>תַּנָּאִים</w:t>
+      </w:r>
+      <w:r>
+        <w:rPr>
+          <w:rFonts w:ascii="Georgia" w:hAnsi="Georgia" w:cs="SBL Hebrew" w:eastAsia="Georgia"/>
+          <w:b w:val="0"/>
+          <w:i w:val="0"/>
+          <w:color w:val="1A1A1A"/>
+          <w:sz w:val="22"/>
+        </w:rPr>
+        <w:t xml:space="preserve">) of their era on the exact </w:t>
       </w:r>
       <w:r>
         <w:rPr>
@@ -3811,7 +5162,27 @@
           <w:color w:val="1A1A1A"/>
           <w:sz w:val="22"/>
         </w:rPr>
-        <w:t xml:space="preserve"> of the call:</w:t>
+        <w:t xml:space="preserve"> (</w:t>
+      </w:r>
+      <w:r>
+        <w:rPr>
+          <w:rFonts w:ascii="SBL Hebrew" w:hAnsi="SBL Hebrew" w:cs="SBL Hebrew" w:eastAsia="SBL Hebrew"/>
+          <w:b w:val="0"/>
+          <w:i w:val="0"/>
+          <w:color w:val="1A1A1A"/>
+          <w:sz w:val="22"/>
+        </w:rPr>
+        <w:t>נֻסָּח</w:t>
+      </w:r>
+      <w:r>
+        <w:rPr>
+          <w:rFonts w:ascii="Georgia" w:hAnsi="Georgia" w:cs="SBL Hebrew" w:eastAsia="Georgia"/>
+          <w:b w:val="0"/>
+          <w:i w:val="0"/>
+          <w:color w:val="1A1A1A"/>
+          <w:sz w:val="22"/>
+        </w:rPr>
+        <w:t>) of the call:</w:t>
       </w:r>
     </w:p>
     <w:p>
@@ -3866,7 +5237,27 @@
           <w:color w:val="1A1A1A"/>
           <w:sz w:val="22"/>
         </w:rPr>
-        <w:t xml:space="preserve">; despite close friendship, they diverged on nearly every halakhic point, and this </w:t>
+        <w:t xml:space="preserve"> (</w:t>
+      </w:r>
+      <w:r>
+        <w:rPr>
+          <w:rFonts w:ascii="SBL Hebrew" w:hAnsi="SBL Hebrew" w:cs="SBL Hebrew" w:eastAsia="SBL Hebrew"/>
+          <w:b w:val="0"/>
+          <w:i w:val="0"/>
+          <w:color w:val="1A1A1A"/>
+          <w:sz w:val="22"/>
+        </w:rPr>
+        <w:t>מִשְׁנָה</w:t>
+      </w:r>
+      <w:r>
+        <w:rPr>
+          <w:rFonts w:ascii="Georgia" w:hAnsi="Georgia" w:cs="SBL Hebrew" w:eastAsia="Georgia"/>
+          <w:b w:val="0"/>
+          <w:i w:val="0"/>
+          <w:color w:val="1A1A1A"/>
+          <w:sz w:val="22"/>
+        </w:rPr>
+        <w:t xml:space="preserve">); despite close friendship, they diverged on nearly every halakhic point, and this </w:t>
       </w:r>
       <w:r>
         <w:rPr>
@@ -3996,7 +5387,27 @@
           <w:color w:val="1A1A1A"/>
           <w:sz w:val="22"/>
         </w:rPr>
-        <w:t xml:space="preserve">, all of them </w:t>
+        <w:t xml:space="preserve"> (</w:t>
+      </w:r>
+      <w:r>
+        <w:rPr>
+          <w:rFonts w:ascii="SBL Hebrew" w:hAnsi="SBL Hebrew" w:cs="SBL Hebrew" w:eastAsia="SBL Hebrew"/>
+          <w:b w:val="0"/>
+          <w:i w:val="0"/>
+          <w:color w:val="1A1A1A"/>
+          <w:sz w:val="22"/>
+        </w:rPr>
+        <w:t>רַב פָּפָּא</w:t>
+      </w:r>
+      <w:r>
+        <w:rPr>
+          <w:rFonts w:ascii="Georgia" w:hAnsi="Georgia" w:cs="SBL Hebrew" w:eastAsia="Georgia"/>
+          <w:b w:val="0"/>
+          <w:i w:val="0"/>
+          <w:color w:val="1A1A1A"/>
+          <w:sz w:val="22"/>
+        </w:rPr>
+        <w:t xml:space="preserve">), all of them </w:t>
       </w:r>
       <w:r>
         <w:rPr>
@@ -4016,7 +5427,27 @@
           <w:color w:val="1A1A1A"/>
           <w:sz w:val="22"/>
         </w:rPr>
-        <w:t xml:space="preserve"> whose </w:t>
+        <w:t xml:space="preserve"> (</w:t>
+      </w:r>
+      <w:r>
+        <w:rPr>
+          <w:rFonts w:ascii="SBL Hebrew" w:hAnsi="SBL Hebrew" w:cs="SBL Hebrew" w:eastAsia="SBL Hebrew"/>
+          <w:b w:val="0"/>
+          <w:i w:val="0"/>
+          <w:color w:val="1A1A1A"/>
+          <w:sz w:val="22"/>
+        </w:rPr>
+        <w:t>תַּלְמִידֵי חֲכָמִים</w:t>
+      </w:r>
+      <w:r>
+        <w:rPr>
+          <w:rFonts w:ascii="Georgia" w:hAnsi="Georgia" w:cs="SBL Hebrew" w:eastAsia="Georgia"/>
+          <w:b w:val="0"/>
+          <w:i w:val="0"/>
+          <w:color w:val="1A1A1A"/>
+          <w:sz w:val="22"/>
+        </w:rPr>
+        <w:t xml:space="preserve">) whose </w:t>
       </w:r>
       <w:r>
         <w:rPr>
@@ -4036,7 +5467,27 @@
           <w:color w:val="1A1A1A"/>
           <w:sz w:val="22"/>
         </w:rPr>
-        <w:t xml:space="preserve"> is recited to this day at the conclusion of a </w:t>
+        <w:t xml:space="preserve"> (</w:t>
+      </w:r>
+      <w:r>
+        <w:rPr>
+          <w:rFonts w:ascii="SBL Hebrew" w:hAnsi="SBL Hebrew" w:cs="SBL Hebrew" w:eastAsia="SBL Hebrew"/>
+          <w:b w:val="0"/>
+          <w:i w:val="0"/>
+          <w:color w:val="1A1A1A"/>
+          <w:sz w:val="22"/>
+        </w:rPr>
+        <w:t>יְהִי רָצוֹן</w:t>
+      </w:r>
+      <w:r>
+        <w:rPr>
+          <w:rFonts w:ascii="Georgia" w:hAnsi="Georgia" w:cs="SBL Hebrew" w:eastAsia="Georgia"/>
+          <w:b w:val="0"/>
+          <w:i w:val="0"/>
+          <w:color w:val="1A1A1A"/>
+          <w:sz w:val="22"/>
+        </w:rPr>
+        <w:t xml:space="preserve">) is recited to this day at the conclusion of a </w:t>
       </w:r>
       <w:r>
         <w:rPr>
@@ -4191,7 +5642,27 @@
           <w:color w:val="1A1A1A"/>
           <w:sz w:val="22"/>
         </w:rPr>
-        <w:t xml:space="preserve"> erupted. </w:t>
+        <w:t xml:space="preserve"> (</w:t>
+      </w:r>
+      <w:r>
+        <w:rPr>
+          <w:rFonts w:ascii="SBL Hebrew" w:hAnsi="SBL Hebrew" w:cs="SBL Hebrew" w:eastAsia="SBL Hebrew"/>
+          <w:b w:val="0"/>
+          <w:i w:val="0"/>
+          <w:color w:val="1A1A1A"/>
+          <w:sz w:val="22"/>
+        </w:rPr>
+        <w:t>בֵּית מִדְרָשׁ</w:t>
+      </w:r>
+      <w:r>
+        <w:rPr>
+          <w:rFonts w:ascii="Georgia" w:hAnsi="Georgia" w:cs="SBL Hebrew" w:eastAsia="Georgia"/>
+          <w:b w:val="0"/>
+          <w:i w:val="0"/>
+          <w:color w:val="1A1A1A"/>
+          <w:sz w:val="22"/>
+        </w:rPr>
+        <w:t xml:space="preserve">) erupted. </w:t>
       </w:r>
       <w:r>
         <w:rPr>
@@ -4291,7 +5762,27 @@
           <w:color w:val="1A1A1A"/>
           <w:sz w:val="22"/>
         </w:rPr>
-        <w:t xml:space="preserve"> divide over its meaning.</w:t>
+        <w:t xml:space="preserve"> (</w:t>
+      </w:r>
+      <w:r>
+        <w:rPr>
+          <w:rFonts w:ascii="SBL Hebrew" w:hAnsi="SBL Hebrew" w:cs="SBL Hebrew" w:eastAsia="SBL Hebrew"/>
+          <w:b w:val="0"/>
+          <w:i w:val="0"/>
+          <w:color w:val="1A1A1A"/>
+          <w:sz w:val="22"/>
+        </w:rPr>
+        <w:t>רִאשֹׁנִים</w:t>
+      </w:r>
+      <w:r>
+        <w:rPr>
+          <w:rFonts w:ascii="Georgia" w:hAnsi="Georgia" w:cs="SBL Hebrew" w:eastAsia="Georgia"/>
+          <w:b w:val="0"/>
+          <w:i w:val="0"/>
+          <w:color w:val="1A1A1A"/>
+          <w:sz w:val="22"/>
+        </w:rPr>
+        <w:t>) divide over its meaning.</w:t>
       </w:r>
       <w:r>
         <w:rPr>
@@ -4475,11 +5966,22 @@
       <w:r>
         <w:rPr>
           <w:rFonts w:ascii="Georgia" w:hAnsi="Georgia" w:cs="SBL Hebrew" w:eastAsia="Georgia"/>
-          <w:color w:val="B8860B"/>
-          <w:sz w:val="16"/>
-          <w:vertAlign w:val="superscript"/>
-        </w:rPr>
-        <w:t>[11]</w:t>
+          <w:b w:val="0"/>
+          <w:i w:val="0"/>
+          <w:color w:val="1A1A1A"/>
+          <w:sz w:val="22"/>
+        </w:rPr>
+        <w:t>בּ"ח</w:t>
+      </w:r>
+      <w:r>
+        <w:rPr>
+          <w:rFonts w:ascii="Georgia" w:hAnsi="Georgia" w:cs="SBL Hebrew" w:eastAsia="Georgia"/>
+          <w:b w:val="0"/>
+          <w:i w:val="0"/>
+          <w:color w:val="1A1A1A"/>
+          <w:sz w:val="22"/>
+        </w:rPr>
+        <w:t>) href="#fn11"&gt;[11]</w:t>
       </w:r>
       <w:r>
         <w:rPr>
@@ -4629,7 +6131,27 @@
           <w:color w:val="1A1A1A"/>
           <w:sz w:val="22"/>
         </w:rPr>
-        <w:t>’s repetition, sometimes puzzled over, is grounded in this precise grammatical consideration.</w:t>
+        <w:t>’s repetition (</w:t>
+      </w:r>
+      <w:r>
+        <w:rPr>
+          <w:rFonts w:ascii="SBL Hebrew" w:hAnsi="SBL Hebrew" w:cs="SBL Hebrew" w:eastAsia="SBL Hebrew"/>
+          <w:b w:val="0"/>
+          <w:i w:val="0"/>
+          <w:color w:val="1A1A1A"/>
+          <w:sz w:val="22"/>
+        </w:rPr>
+        <w:t>חַזָּן</w:t>
+      </w:r>
+      <w:r>
+        <w:rPr>
+          <w:rFonts w:ascii="Georgia" w:hAnsi="Georgia" w:cs="SBL Hebrew" w:eastAsia="Georgia"/>
+          <w:b w:val="0"/>
+          <w:i w:val="0"/>
+          <w:color w:val="1A1A1A"/>
+          <w:sz w:val="22"/>
+        </w:rPr>
+        <w:t>), sometimes puzzled over, is grounded in this precise grammatical consideration.</w:t>
       </w:r>
     </w:p>
     <w:p>
@@ -4683,7 +6205,27 @@
           <w:color w:val="1A1A1A"/>
           <w:sz w:val="22"/>
         </w:rPr>
-        <w:t xml:space="preserve"> in which Rav Acha bar Papa </w:t>
+        <w:t xml:space="preserve"> in which Rav Acha bar Papa (</w:t>
+      </w:r>
+      <w:r>
+        <w:rPr>
+          <w:rFonts w:ascii="SBL Hebrew" w:hAnsi="SBL Hebrew" w:cs="SBL Hebrew" w:eastAsia="SBL Hebrew"/>
+          <w:b w:val="0"/>
+          <w:i w:val="0"/>
+          <w:color w:val="1A1A1A"/>
+          <w:sz w:val="22"/>
+        </w:rPr>
+        <w:t>שוּל</w:t>
+      </w:r>
+      <w:r>
+        <w:rPr>
+          <w:rFonts w:ascii="Georgia" w:hAnsi="Georgia" w:cs="SBL Hebrew" w:eastAsia="Georgia"/>
+          <w:b w:val="0"/>
+          <w:i w:val="0"/>
+          <w:color w:val="1A1A1A"/>
+          <w:sz w:val="22"/>
+        </w:rPr>
+        <w:t xml:space="preserve">) </w:t>
       </w:r>
       <w:r>
         <w:rPr>
@@ -4782,7 +6324,27 @@
           <w:color w:val="1A1A1A"/>
           <w:sz w:val="22"/>
         </w:rPr>
-        <w:t xml:space="preserve">; the Talmud references it many times as </w:t>
+        <w:t xml:space="preserve"> (</w:t>
+      </w:r>
+      <w:r>
+        <w:rPr>
+          <w:rFonts w:ascii="SBL Hebrew" w:hAnsi="SBL Hebrew" w:cs="SBL Hebrew" w:eastAsia="SBL Hebrew"/>
+          <w:b w:val="0"/>
+          <w:i w:val="0"/>
+          <w:color w:val="1A1A1A"/>
+          <w:sz w:val="22"/>
+        </w:rPr>
+        <w:t>אֲמוֹרָאִים</w:t>
+      </w:r>
+      <w:r>
+        <w:rPr>
+          <w:rFonts w:ascii="Georgia" w:hAnsi="Georgia" w:cs="SBL Hebrew" w:eastAsia="Georgia"/>
+          <w:b w:val="0"/>
+          <w:i w:val="0"/>
+          <w:color w:val="1A1A1A"/>
+          <w:sz w:val="22"/>
+        </w:rPr>
+        <w:t xml:space="preserve">); the Talmud references it many times as </w:t>
       </w:r>
       <w:r>
         <w:rPr>
@@ -4862,7 +6424,27 @@
           <w:color w:val="1A1A1A"/>
           <w:sz w:val="22"/>
         </w:rPr>
-        <w:t xml:space="preserve"> lies nearby.</w:t>
+        <w:t xml:space="preserve"> (</w:t>
+      </w:r>
+      <w:r>
+        <w:rPr>
+          <w:rFonts w:ascii="SBL Hebrew" w:hAnsi="SBL Hebrew" w:cs="SBL Hebrew" w:eastAsia="SBL Hebrew"/>
+          <w:b w:val="0"/>
+          <w:i w:val="0"/>
+          <w:color w:val="1A1A1A"/>
+          <w:sz w:val="22"/>
+        </w:rPr>
+        <w:t>קֶבֶר</w:t>
+      </w:r>
+      <w:r>
+        <w:rPr>
+          <w:rFonts w:ascii="Georgia" w:hAnsi="Georgia" w:cs="SBL Hebrew" w:eastAsia="Georgia"/>
+          <w:b w:val="0"/>
+          <w:i w:val="0"/>
+          <w:color w:val="1A1A1A"/>
+          <w:sz w:val="22"/>
+        </w:rPr>
+        <w:t>) lies nearby.</w:t>
       </w:r>
     </w:p>
     <w:p>
@@ -4912,7 +6494,27 @@
           <w:color w:val="1A1A1A"/>
           <w:sz w:val="22"/>
         </w:rPr>
-        <w:t xml:space="preserve"> reaching considerably further back — and here the register of the discussion shifts from documented halakhic history to received local tradition. Syrian Jewish tradition holds that a stone within the </w:t>
+        <w:t xml:space="preserve"> (</w:t>
+      </w:r>
+      <w:r>
+        <w:rPr>
+          <w:rFonts w:ascii="SBL Hebrew" w:hAnsi="SBL Hebrew" w:cs="SBL Hebrew" w:eastAsia="SBL Hebrew"/>
+          <w:b w:val="0"/>
+          <w:i w:val="0"/>
+          <w:color w:val="1A1A1A"/>
+          <w:sz w:val="22"/>
+        </w:rPr>
+        <w:t>מְסוֹרָה</w:t>
+      </w:r>
+      <w:r>
+        <w:rPr>
+          <w:rFonts w:ascii="Georgia" w:hAnsi="Georgia" w:cs="SBL Hebrew" w:eastAsia="Georgia"/>
+          <w:b w:val="0"/>
+          <w:i w:val="0"/>
+          <w:color w:val="1A1A1A"/>
+          <w:sz w:val="22"/>
+        </w:rPr>
+        <w:t xml:space="preserve">) reaching considerably further back — and here the register of the discussion shifts from documented halakhic history to received local tradition. Syrian Jewish tradition holds that a stone within the </w:t>
       </w:r>
       <w:r>
         <w:rPr>
@@ -4992,13 +6594,33 @@
           <w:color w:val="1A1A1A"/>
           <w:sz w:val="22"/>
         </w:rPr>
-        <w:t xml:space="preserve"> — Eliyahu hiding from persecution, sustained by bread and water carried by ravens — are placed at this very location. A cave (</w:t>
+        <w:t xml:space="preserve"> (</w:t>
       </w:r>
       <w:r>
         <w:rPr>
           <w:rFonts w:ascii="SBL Hebrew" w:hAnsi="SBL Hebrew" w:cs="SBL Hebrew" w:eastAsia="SBL Hebrew"/>
           <w:b w:val="0"/>
           <w:i w:val="0"/>
+          <w:color w:val="1A1A1A"/>
+          <w:sz w:val="22"/>
+        </w:rPr>
+        <w:t>סֵפֶר מְלָכִים</w:t>
+      </w:r>
+      <w:r>
+        <w:rPr>
+          <w:rFonts w:ascii="Georgia" w:hAnsi="Georgia" w:cs="SBL Hebrew" w:eastAsia="Georgia"/>
+          <w:b w:val="0"/>
+          <w:i w:val="0"/>
+          <w:color w:val="1A1A1A"/>
+          <w:sz w:val="22"/>
+        </w:rPr>
+        <w:t>) — Eliyahu hiding from persecution, sustained by bread and water carried by ravens — are placed at this very location. A cave (</w:t>
+      </w:r>
+      <w:r>
+        <w:rPr>
+          <w:rFonts w:ascii="SBL Hebrew" w:hAnsi="SBL Hebrew" w:cs="SBL Hebrew" w:eastAsia="SBL Hebrew"/>
+          <w:b w:val="0"/>
+          <w:i w:val="0"/>
           <w:color w:val="1E3A8A"/>
           <w:sz w:val="22"/>
         </w:rPr>
@@ -5032,7 +6654,27 @@
           <w:color w:val="1A1A1A"/>
           <w:sz w:val="22"/>
         </w:rPr>
-        <w:t xml:space="preserve">. Syrian tradition further holds that the </w:t>
+        <w:t xml:space="preserve"> (</w:t>
+      </w:r>
+      <w:r>
+        <w:rPr>
+          <w:rFonts w:ascii="SBL Hebrew" w:hAnsi="SBL Hebrew" w:cs="SBL Hebrew" w:eastAsia="SBL Hebrew"/>
+          <w:b w:val="0"/>
+          <w:i w:val="0"/>
+          <w:color w:val="1A1A1A"/>
+          <w:sz w:val="22"/>
+        </w:rPr>
+        <w:t>נָבִיא</w:t>
+      </w:r>
+      <w:r>
+        <w:rPr>
+          <w:rFonts w:ascii="Georgia" w:hAnsi="Georgia" w:cs="SBL Hebrew" w:eastAsia="Georgia"/>
+          <w:b w:val="0"/>
+          <w:i w:val="0"/>
+          <w:color w:val="1A1A1A"/>
+          <w:sz w:val="22"/>
+        </w:rPr>
+        <w:t xml:space="preserve">). Syrian tradition further holds that the </w:t>
       </w:r>
       <w:r>
         <w:rPr>
@@ -5052,7 +6694,27 @@
           <w:color w:val="1A1A1A"/>
           <w:sz w:val="22"/>
         </w:rPr>
-        <w:t xml:space="preserve"> </w:t>
+        <w:t xml:space="preserve"> (</w:t>
+      </w:r>
+      <w:r>
+        <w:rPr>
+          <w:rFonts w:ascii="SBL Hebrew" w:hAnsi="SBL Hebrew" w:cs="SBL Hebrew" w:eastAsia="SBL Hebrew"/>
+          <w:b w:val="0"/>
+          <w:i w:val="0"/>
+          <w:color w:val="1A1A1A"/>
+          <w:sz w:val="22"/>
+        </w:rPr>
+        <w:t>תַּנָּא</w:t>
+      </w:r>
+      <w:r>
+        <w:rPr>
+          <w:rFonts w:ascii="Georgia" w:hAnsi="Georgia" w:cs="SBL Hebrew" w:eastAsia="Georgia"/>
+          <w:b w:val="0"/>
+          <w:i w:val="0"/>
+          <w:color w:val="1A1A1A"/>
+          <w:sz w:val="22"/>
+        </w:rPr>
+        <w:t xml:space="preserve">) </w:t>
       </w:r>
       <w:r>
         <w:rPr>
@@ -5272,6 +6934,36 @@
       <w:r>
         <w:rPr>
           <w:rFonts w:ascii="Georgia" w:hAnsi="Georgia" w:cs="SBL Hebrew" w:eastAsia="Georgia"/>
+          <w:b w:val="0"/>
+          <w:i w:val="0"/>
+          <w:color w:val="1A1A1A"/>
+          <w:sz w:val="22"/>
+        </w:rPr>
+        <w:t xml:space="preserve"> (</w:t>
+      </w:r>
+      <w:r>
+        <w:rPr>
+          <w:rFonts w:ascii="SBL Hebrew" w:hAnsi="SBL Hebrew" w:cs="SBL Hebrew" w:eastAsia="SBL Hebrew"/>
+          <w:b w:val="0"/>
+          <w:i w:val="0"/>
+          <w:color w:val="1A1A1A"/>
+          <w:sz w:val="22"/>
+        </w:rPr>
+        <w:t>חִידָ"א — שֵׁם הַגְּדוֹלִים</w:t>
+      </w:r>
+      <w:r>
+        <w:rPr>
+          <w:rFonts w:ascii="Georgia" w:hAnsi="Georgia" w:cs="SBL Hebrew" w:eastAsia="Georgia"/>
+          <w:b w:val="0"/>
+          <w:i w:val="0"/>
+          <w:color w:val="1A1A1A"/>
+          <w:sz w:val="22"/>
+        </w:rPr>
+        <w:t>)</w:t>
+      </w:r>
+      <w:r>
+        <w:rPr>
+          <w:rFonts w:ascii="Georgia" w:hAnsi="Georgia" w:cs="SBL Hebrew" w:eastAsia="Georgia"/>
           <w:color w:val="B8860B"/>
           <w:sz w:val="16"/>
           <w:vertAlign w:val="superscript"/>
@@ -5306,7 +6998,27 @@
           <w:color w:val="1A1A1A"/>
           <w:sz w:val="22"/>
         </w:rPr>
-        <w:t xml:space="preserve"> from the </w:t>
+        <w:t xml:space="preserve"> (</w:t>
+      </w:r>
+      <w:r>
+        <w:rPr>
+          <w:rFonts w:ascii="SBL Hebrew" w:hAnsi="SBL Hebrew" w:cs="SBL Hebrew" w:eastAsia="SBL Hebrew"/>
+          <w:b w:val="0"/>
+          <w:i w:val="0"/>
+          <w:color w:val="1A1A1A"/>
+          <w:sz w:val="22"/>
+        </w:rPr>
+        <w:t>גְּדוֹלִים</w:t>
+      </w:r>
+      <w:r>
+        <w:rPr>
+          <w:rFonts w:ascii="Georgia" w:hAnsi="Georgia" w:cs="SBL Hebrew" w:eastAsia="Georgia"/>
+          <w:b w:val="0"/>
+          <w:i w:val="0"/>
+          <w:color w:val="1A1A1A"/>
+          <w:sz w:val="22"/>
+        </w:rPr>
+        <w:t xml:space="preserve">) from the </w:t>
       </w:r>
       <w:r>
         <w:rPr>
@@ -5366,7 +7078,27 @@
           <w:color w:val="1A1A1A"/>
           <w:sz w:val="22"/>
         </w:rPr>
-        <w:t xml:space="preserve">. The patriarch of the family, the </w:t>
+        <w:t xml:space="preserve"> (</w:t>
+      </w:r>
+      <w:r>
+        <w:rPr>
+          <w:rFonts w:ascii="SBL Hebrew" w:hAnsi="SBL Hebrew" w:cs="SBL Hebrew" w:eastAsia="SBL Hebrew"/>
+          <w:b w:val="0"/>
+          <w:i w:val="0"/>
+          <w:color w:val="1A1A1A"/>
+          <w:sz w:val="22"/>
+        </w:rPr>
+        <w:t>צַדִּיקִים</w:t>
+      </w:r>
+      <w:r>
+        <w:rPr>
+          <w:rFonts w:ascii="Georgia" w:hAnsi="Georgia" w:cs="SBL Hebrew" w:eastAsia="Georgia"/>
+          <w:b w:val="0"/>
+          <w:i w:val="0"/>
+          <w:color w:val="1A1A1A"/>
+          <w:sz w:val="22"/>
+        </w:rPr>
+        <w:t xml:space="preserve">). The patriarch of the family, the </w:t>
       </w:r>
       <w:r>
         <w:rPr>
@@ -5466,7 +7198,27 @@
           <w:color w:val="1A1A1A"/>
           <w:sz w:val="22"/>
         </w:rPr>
-        <w:t xml:space="preserve"> — the courtyard — of the Abu Jobar </w:t>
+        <w:t xml:space="preserve"> (</w:t>
+      </w:r>
+      <w:r>
+        <w:rPr>
+          <w:rFonts w:ascii="SBL Hebrew" w:hAnsi="SBL Hebrew" w:cs="SBL Hebrew" w:eastAsia="SBL Hebrew"/>
+          <w:b w:val="0"/>
+          <w:i w:val="0"/>
+          <w:color w:val="1A1A1A"/>
+          <w:sz w:val="22"/>
+        </w:rPr>
+        <w:t>חָצֵר</w:t>
+      </w:r>
+      <w:r>
+        <w:rPr>
+          <w:rFonts w:ascii="Georgia" w:hAnsi="Georgia" w:cs="SBL Hebrew" w:eastAsia="Georgia"/>
+          <w:b w:val="0"/>
+          <w:i w:val="0"/>
+          <w:color w:val="1A1A1A"/>
+          <w:sz w:val="22"/>
+        </w:rPr>
+        <w:t xml:space="preserve">) — the courtyard — of the Abu Jobar </w:t>
       </w:r>
       <w:r>
         <w:rPr>
@@ -5755,7 +7507,27 @@
           <w:color w:val="1A1A1A"/>
           <w:sz w:val="22"/>
         </w:rPr>
-        <w:t xml:space="preserve"> — </w:t>
+        <w:t xml:space="preserve"> (</w:t>
+      </w:r>
+      <w:r>
+        <w:rPr>
+          <w:rFonts w:ascii="SBL Hebrew" w:hAnsi="SBL Hebrew" w:cs="SBL Hebrew" w:eastAsia="SBL Hebrew"/>
+          <w:b w:val="0"/>
+          <w:i w:val="0"/>
+          <w:color w:val="1A1A1A"/>
+          <w:sz w:val="22"/>
+        </w:rPr>
+        <w:t>בָּרוּךְ הוּא וּבָרוּךְ שְׁמוֹ</w:t>
+      </w:r>
+      <w:r>
+        <w:rPr>
+          <w:rFonts w:ascii="Georgia" w:hAnsi="Georgia" w:cs="SBL Hebrew" w:eastAsia="Georgia"/>
+          <w:b w:val="0"/>
+          <w:i w:val="0"/>
+          <w:color w:val="1A1A1A"/>
+          <w:sz w:val="22"/>
+        </w:rPr>
+        <w:t xml:space="preserve">) — </w:t>
       </w:r>
       <w:r>
         <w:rPr>
@@ -5795,7 +7567,27 @@
           <w:color w:val="1A1A1A"/>
           <w:sz w:val="22"/>
         </w:rPr>
-        <w:t xml:space="preserve"> of R’ Shimshon ben Tzaddok,</w:t>
+        <w:t xml:space="preserve"> (</w:t>
+      </w:r>
+      <w:r>
+        <w:rPr>
+          <w:rFonts w:ascii="SBL Hebrew" w:hAnsi="SBL Hebrew" w:cs="SBL Hebrew" w:eastAsia="SBL Hebrew"/>
+          <w:b w:val="0"/>
+          <w:i w:val="0"/>
+          <w:color w:val="1A1A1A"/>
+          <w:sz w:val="22"/>
+        </w:rPr>
+        <w:t>תַּשְׁבַּ"ץ</w:t>
+      </w:r>
+      <w:r>
+        <w:rPr>
+          <w:rFonts w:ascii="Georgia" w:hAnsi="Georgia" w:cs="SBL Hebrew" w:eastAsia="Georgia"/>
+          <w:b w:val="0"/>
+          <w:i w:val="0"/>
+          <w:color w:val="1A1A1A"/>
+          <w:sz w:val="22"/>
+        </w:rPr>
+        <w:t>) of R’ Shimshon ben Tzaddok,</w:t>
       </w:r>
       <w:r>
         <w:rPr>
@@ -5834,7 +7626,27 @@
           <w:color w:val="1A1A1A"/>
           <w:sz w:val="22"/>
         </w:rPr>
-        <w:t xml:space="preserve"> who came each day to the prison window at </w:t>
+        <w:t xml:space="preserve"> who came each day (</w:t>
+      </w:r>
+      <w:r>
+        <w:rPr>
+          <w:rFonts w:ascii="SBL Hebrew" w:hAnsi="SBL Hebrew" w:cs="SBL Hebrew" w:eastAsia="SBL Hebrew"/>
+          <w:b w:val="0"/>
+          <w:i w:val="0"/>
+          <w:color w:val="1A1A1A"/>
+          <w:sz w:val="22"/>
+        </w:rPr>
+        <w:t>תַּלְמִיד</w:t>
+      </w:r>
+      <w:r>
+        <w:rPr>
+          <w:rFonts w:ascii="Georgia" w:hAnsi="Georgia" w:cs="SBL Hebrew" w:eastAsia="Georgia"/>
+          <w:b w:val="0"/>
+          <w:i w:val="0"/>
+          <w:color w:val="1A1A1A"/>
+          <w:sz w:val="22"/>
+        </w:rPr>
+        <w:t xml:space="preserve">) to the prison window at </w:t>
       </w:r>
       <w:r>
         <w:rPr>
@@ -5874,7 +7686,27 @@
           <w:color w:val="1A1A1A"/>
           <w:sz w:val="22"/>
         </w:rPr>
-        <w:t xml:space="preserve"> of the </w:t>
+        <w:t xml:space="preserve"> (</w:t>
+      </w:r>
+      <w:r>
+        <w:rPr>
+          <w:rFonts w:ascii="SBL Hebrew" w:hAnsi="SBL Hebrew" w:cs="SBL Hebrew" w:eastAsia="SBL Hebrew"/>
+          <w:b w:val="0"/>
+          <w:i w:val="0"/>
+          <w:color w:val="1A1A1A"/>
+          <w:sz w:val="22"/>
+        </w:rPr>
+        <w:t>חִדּוּשִׁים</w:t>
+      </w:r>
+      <w:r>
+        <w:rPr>
+          <w:rFonts w:ascii="Georgia" w:hAnsi="Georgia" w:cs="SBL Hebrew" w:eastAsia="Georgia"/>
+          <w:b w:val="0"/>
+          <w:i w:val="0"/>
+          <w:color w:val="1A1A1A"/>
+          <w:sz w:val="22"/>
+        </w:rPr>
+        <w:t xml:space="preserve">) of the </w:t>
       </w:r>
       <w:r>
         <w:rPr>
@@ -5894,7 +7726,27 @@
           <w:color w:val="1A1A1A"/>
           <w:sz w:val="22"/>
         </w:rPr>
-        <w:t>. The setting of the ruling is inseparable from its content.</w:t>
+        <w:t xml:space="preserve"> (</w:t>
+      </w:r>
+      <w:r>
+        <w:rPr>
+          <w:rFonts w:ascii="SBL Hebrew" w:hAnsi="SBL Hebrew" w:cs="SBL Hebrew" w:eastAsia="SBL Hebrew"/>
+          <w:b w:val="0"/>
+          <w:i w:val="0"/>
+          <w:color w:val="1A1A1A"/>
+          <w:sz w:val="22"/>
+        </w:rPr>
+        <w:t>מַהַרַ"ם מֵרוֹטֶנְבּוּרְג</w:t>
+      </w:r>
+      <w:r>
+        <w:rPr>
+          <w:rFonts w:ascii="Georgia" w:hAnsi="Georgia" w:cs="SBL Hebrew" w:eastAsia="Georgia"/>
+          <w:b w:val="0"/>
+          <w:i w:val="0"/>
+          <w:color w:val="1A1A1A"/>
+          <w:sz w:val="22"/>
+        </w:rPr>
+        <w:t>). The setting of the ruling is inseparable from its content.</w:t>
       </w:r>
     </w:p>
     <w:p>
@@ -5929,7 +7781,27 @@
           <w:color w:val="1A1A1A"/>
           <w:sz w:val="22"/>
         </w:rPr>
-        <w:t xml:space="preserve"> independently. </w:t>
+        <w:t xml:space="preserve"> (</w:t>
+      </w:r>
+      <w:r>
+        <w:rPr>
+          <w:rFonts w:ascii="SBL Hebrew" w:hAnsi="SBL Hebrew" w:cs="SBL Hebrew" w:eastAsia="SBL Hebrew"/>
+          <w:b w:val="0"/>
+          <w:i w:val="0"/>
+          <w:color w:val="1A1A1A"/>
+          <w:sz w:val="22"/>
+        </w:rPr>
+        <w:t>דַאוֶן</w:t>
+      </w:r>
+      <w:r>
+        <w:rPr>
+          <w:rFonts w:ascii="Georgia" w:hAnsi="Georgia" w:cs="SBL Hebrew" w:eastAsia="Georgia"/>
+          <w:b w:val="0"/>
+          <w:i w:val="0"/>
+          <w:color w:val="1A1A1A"/>
+          <w:sz w:val="22"/>
+        </w:rPr>
+        <w:t xml:space="preserve">) independently. </w:t>
       </w:r>
       <w:r>
         <w:rPr>
@@ -5949,7 +7821,27 @@
           <w:color w:val="1A1A1A"/>
           <w:sz w:val="22"/>
         </w:rPr>
-        <w:t xml:space="preserve"> were rare and costly, produced by hand; a great portion of the </w:t>
+        <w:t xml:space="preserve"> were rare (</w:t>
+      </w:r>
+      <w:r>
+        <w:rPr>
+          <w:rFonts w:ascii="SBL Hebrew" w:hAnsi="SBL Hebrew" w:cs="SBL Hebrew" w:eastAsia="SBL Hebrew"/>
+          <w:b w:val="0"/>
+          <w:i w:val="0"/>
+          <w:color w:val="1A1A1A"/>
+          <w:sz w:val="22"/>
+        </w:rPr>
+        <w:t>סִידּוּרִים</w:t>
+      </w:r>
+      <w:r>
+        <w:rPr>
+          <w:rFonts w:ascii="Georgia" w:hAnsi="Georgia" w:cs="SBL Hebrew" w:eastAsia="Georgia"/>
+          <w:b w:val="0"/>
+          <w:i w:val="0"/>
+          <w:color w:val="1A1A1A"/>
+          <w:sz w:val="22"/>
+        </w:rPr>
+        <w:t xml:space="preserve">) and costly, produced by hand; a great portion of the </w:t>
       </w:r>
       <w:r>
         <w:rPr>
@@ -5969,7 +7861,27 @@
           <w:color w:val="1A1A1A"/>
           <w:sz w:val="22"/>
         </w:rPr>
-        <w:t xml:space="preserve"> consisted of </w:t>
+        <w:t xml:space="preserve"> (</w:t>
+      </w:r>
+      <w:r>
+        <w:rPr>
+          <w:rFonts w:ascii="SBL Hebrew" w:hAnsi="SBL Hebrew" w:cs="SBL Hebrew" w:eastAsia="SBL Hebrew"/>
+          <w:b w:val="0"/>
+          <w:i w:val="0"/>
+          <w:color w:val="1A1A1A"/>
+          <w:sz w:val="22"/>
+        </w:rPr>
+        <w:t>קְהִלָּה</w:t>
+      </w:r>
+      <w:r>
+        <w:rPr>
+          <w:rFonts w:ascii="Georgia" w:hAnsi="Georgia" w:cs="SBL Hebrew" w:eastAsia="Georgia"/>
+          <w:b w:val="0"/>
+          <w:i w:val="0"/>
+          <w:color w:val="1A1A1A"/>
+          <w:sz w:val="22"/>
+        </w:rPr>
+        <w:t xml:space="preserve">) consisted of </w:t>
       </w:r>
       <w:r>
         <w:rPr>
@@ -5989,7 +7901,27 @@
           <w:color w:val="1A1A1A"/>
           <w:sz w:val="22"/>
         </w:rPr>
-        <w:t xml:space="preserve"> who could recite little more than fragments from memory. Communal structures emerged to make full </w:t>
+        <w:t xml:space="preserve"> (</w:t>
+      </w:r>
+      <w:r>
+        <w:rPr>
+          <w:rFonts w:ascii="SBL Hebrew" w:hAnsi="SBL Hebrew" w:cs="SBL Hebrew" w:eastAsia="SBL Hebrew"/>
+          <w:b w:val="0"/>
+          <w:i w:val="0"/>
+          <w:color w:val="1A1A1A"/>
+          <w:sz w:val="22"/>
+        </w:rPr>
+        <w:t>עַמֵּי הָאָרֶץ</w:t>
+      </w:r>
+      <w:r>
+        <w:rPr>
+          <w:rFonts w:ascii="Georgia" w:hAnsi="Georgia" w:cs="SBL Hebrew" w:eastAsia="Georgia"/>
+          <w:b w:val="0"/>
+          <w:i w:val="0"/>
+          <w:color w:val="1A1A1A"/>
+          <w:sz w:val="22"/>
+        </w:rPr>
+        <w:t xml:space="preserve">) who could recite little more than fragments from memory. Communal structures emerged to make full </w:t>
       </w:r>
       <w:r>
         <w:rPr>
@@ -6279,7 +8211,27 @@
           <w:color w:val="1A1A1A"/>
           <w:sz w:val="22"/>
         </w:rPr>
-        <w:t xml:space="preserve"> and recites </w:t>
+        <w:t xml:space="preserve"> (</w:t>
+      </w:r>
+      <w:r>
+        <w:rPr>
+          <w:rFonts w:ascii="SBL Hebrew" w:hAnsi="SBL Hebrew" w:cs="SBL Hebrew" w:eastAsia="SBL Hebrew"/>
+          <w:b w:val="0"/>
+          <w:i w:val="0"/>
+          <w:color w:val="1A1A1A"/>
+          <w:sz w:val="22"/>
+        </w:rPr>
+        <w:t>סִידּוּר</w:t>
+      </w:r>
+      <w:r>
+        <w:rPr>
+          <w:rFonts w:ascii="Georgia" w:hAnsi="Georgia" w:cs="SBL Hebrew" w:eastAsia="Georgia"/>
+          <w:b w:val="0"/>
+          <w:i w:val="0"/>
+          <w:color w:val="1A1A1A"/>
+          <w:sz w:val="22"/>
+        </w:rPr>
+        <w:t xml:space="preserve">) and recites </w:t>
       </w:r>
       <w:r>
         <w:rPr>
@@ -6339,7 +8291,27 @@
           <w:color w:val="1A1A1A"/>
           <w:sz w:val="22"/>
         </w:rPr>
-        <w:t xml:space="preserve">, now serving as a communal affirmation of </w:t>
+        <w:t xml:space="preserve"> (</w:t>
+      </w:r>
+      <w:r>
+        <w:rPr>
+          <w:rFonts w:ascii="SBL Hebrew" w:hAnsi="SBL Hebrew" w:cs="SBL Hebrew" w:eastAsia="SBL Hebrew"/>
+          <w:b w:val="0"/>
+          <w:i w:val="0"/>
+          <w:color w:val="1A1A1A"/>
+          <w:sz w:val="22"/>
+        </w:rPr>
+        <w:t>מִנְהָג</w:t>
+      </w:r>
+      <w:r>
+        <w:rPr>
+          <w:rFonts w:ascii="Georgia" w:hAnsi="Georgia" w:cs="SBL Hebrew" w:eastAsia="Georgia"/>
+          <w:b w:val="0"/>
+          <w:i w:val="0"/>
+          <w:color w:val="1A1A1A"/>
+          <w:sz w:val="22"/>
+        </w:rPr>
+        <w:t xml:space="preserve">), now serving as a communal affirmation of </w:t>
       </w:r>
       <w:r>
         <w:rPr>
@@ -6359,7 +8331,27 @@
           <w:color w:val="1A1A1A"/>
           <w:sz w:val="22"/>
         </w:rPr>
-        <w:t xml:space="preserve"> at every mention of Hashem’s Name. That its origin has passed into disuse does not diminish its present function; on the contrary, it has become a kind of standing testimony to the era in which it was born.</w:t>
+        <w:t xml:space="preserve"> (</w:t>
+      </w:r>
+      <w:r>
+        <w:rPr>
+          <w:rFonts w:ascii="SBL Hebrew" w:hAnsi="SBL Hebrew" w:cs="SBL Hebrew" w:eastAsia="SBL Hebrew"/>
+          <w:b w:val="0"/>
+          <w:i w:val="0"/>
+          <w:color w:val="1A1A1A"/>
+          <w:sz w:val="22"/>
+        </w:rPr>
+        <w:t>כְּבוֹד שָׁמַיִם</w:t>
+      </w:r>
+      <w:r>
+        <w:rPr>
+          <w:rFonts w:ascii="Georgia" w:hAnsi="Georgia" w:cs="SBL Hebrew" w:eastAsia="Georgia"/>
+          <w:b w:val="0"/>
+          <w:i w:val="0"/>
+          <w:color w:val="1A1A1A"/>
+          <w:sz w:val="22"/>
+        </w:rPr>
+        <w:t>) at every mention of Hashem’s Name. That its origin has passed into disuse does not diminish its present function; on the contrary, it has become a kind of standing testimony to the era in which it was born.</w:t>
       </w:r>
     </w:p>
     <w:p>
@@ -6429,7 +8421,27 @@
           <w:color w:val="1A1A1A"/>
           <w:sz w:val="22"/>
         </w:rPr>
-        <w:t xml:space="preserve"> after the </w:t>
+        <w:t xml:space="preserve"> (</w:t>
+      </w:r>
+      <w:r>
+        <w:rPr>
+          <w:rFonts w:ascii="SBL Hebrew" w:hAnsi="SBL Hebrew" w:cs="SBL Hebrew" w:eastAsia="SBL Hebrew"/>
+          <w:b w:val="0"/>
+          <w:i w:val="0"/>
+          <w:color w:val="1A1A1A"/>
+          <w:sz w:val="22"/>
+        </w:rPr>
+        <w:t>אָמֵן</w:t>
+      </w:r>
+      <w:r>
+        <w:rPr>
+          <w:rFonts w:ascii="Georgia" w:hAnsi="Georgia" w:cs="SBL Hebrew" w:eastAsia="Georgia"/>
+          <w:b w:val="0"/>
+          <w:i w:val="0"/>
+          <w:color w:val="1A1A1A"/>
+          <w:sz w:val="22"/>
+        </w:rPr>
+        <w:t xml:space="preserve">) after the </w:t>
       </w:r>
       <w:r>
         <w:rPr>
@@ -6480,6 +8492,36 @@
           <w:sz w:val="22"/>
         </w:rPr>
         <w:t>Sha’arei Ephraim</w:t>
+      </w:r>
+      <w:r>
+        <w:rPr>
+          <w:rFonts w:ascii="Georgia" w:hAnsi="Georgia" w:cs="SBL Hebrew" w:eastAsia="Georgia"/>
+          <w:b w:val="0"/>
+          <w:i w:val="0"/>
+          <w:color w:val="1A1A1A"/>
+          <w:sz w:val="22"/>
+        </w:rPr>
+        <w:t xml:space="preserve"> (</w:t>
+      </w:r>
+      <w:r>
+        <w:rPr>
+          <w:rFonts w:ascii="SBL Hebrew" w:hAnsi="SBL Hebrew" w:cs="SBL Hebrew" w:eastAsia="SBL Hebrew"/>
+          <w:b w:val="0"/>
+          <w:i w:val="0"/>
+          <w:color w:val="1A1A1A"/>
+          <w:sz w:val="22"/>
+        </w:rPr>
+        <w:t>שַׁעֲרֵי אֶפְרַיִם</w:t>
+      </w:r>
+      <w:r>
+        <w:rPr>
+          <w:rFonts w:ascii="Georgia" w:hAnsi="Georgia" w:cs="SBL Hebrew" w:eastAsia="Georgia"/>
+          <w:b w:val="0"/>
+          <w:i w:val="0"/>
+          <w:color w:val="1A1A1A"/>
+          <w:sz w:val="22"/>
+        </w:rPr>
+        <w:t>)</w:t>
       </w:r>
       <w:r>
         <w:rPr>
@@ -6558,7 +8600,27 @@
           <w:color w:val="1A1A1A"/>
           <w:sz w:val="22"/>
         </w:rPr>
-        <w:t xml:space="preserve"> — rules that there is no halakhic ground for such an </w:t>
+        <w:t xml:space="preserve"> (</w:t>
+      </w:r>
+      <w:r>
+        <w:rPr>
+          <w:rFonts w:ascii="SBL Hebrew" w:hAnsi="SBL Hebrew" w:cs="SBL Hebrew" w:eastAsia="SBL Hebrew"/>
+          <w:b w:val="0"/>
+          <w:i w:val="0"/>
+          <w:color w:val="1A1A1A"/>
+          <w:sz w:val="22"/>
+        </w:rPr>
+        <w:t>קְהִלּוֹת</w:t>
+      </w:r>
+      <w:r>
+        <w:rPr>
+          <w:rFonts w:ascii="Georgia" w:hAnsi="Georgia" w:cs="SBL Hebrew" w:eastAsia="Georgia"/>
+          <w:b w:val="0"/>
+          <w:i w:val="0"/>
+          <w:color w:val="1A1A1A"/>
+          <w:sz w:val="22"/>
+        </w:rPr>
+        <w:t xml:space="preserve">) — rules that there is no halakhic ground for such an </w:t>
       </w:r>
       <w:r>
         <w:rPr>
@@ -6752,7 +8814,27 @@
           <w:color w:val="1A1A1A"/>
           <w:sz w:val="22"/>
         </w:rPr>
-        <w:t xml:space="preserve">, the </w:t>
+        <w:t xml:space="preserve"> (</w:t>
+      </w:r>
+      <w:r>
+        <w:rPr>
+          <w:rFonts w:ascii="SBL Hebrew" w:hAnsi="SBL Hebrew" w:cs="SBL Hebrew" w:eastAsia="SBL Hebrew"/>
+          <w:b w:val="0"/>
+          <w:i w:val="0"/>
+          <w:color w:val="1A1A1A"/>
+          <w:sz w:val="22"/>
+        </w:rPr>
+        <w:t>מַעֲרִיב</w:t>
+      </w:r>
+      <w:r>
+        <w:rPr>
+          <w:rFonts w:ascii="Georgia" w:hAnsi="Georgia" w:cs="SBL Hebrew" w:eastAsia="Georgia"/>
+          <w:b w:val="0"/>
+          <w:i w:val="0"/>
+          <w:color w:val="1A1A1A"/>
+          <w:sz w:val="22"/>
+        </w:rPr>
+        <w:t xml:space="preserve">), the </w:t>
       </w:r>
       <w:r>
         <w:rPr>
@@ -6887,7 +8969,27 @@
           <w:color w:val="1A1A1A"/>
           <w:sz w:val="22"/>
         </w:rPr>
-        <w:t xml:space="preserve">, in his commentary on </w:t>
+        <w:t xml:space="preserve"> (</w:t>
+      </w:r>
+      <w:r>
+        <w:rPr>
+          <w:rFonts w:ascii="SBL Hebrew" w:hAnsi="SBL Hebrew" w:cs="SBL Hebrew" w:eastAsia="SBL Hebrew"/>
+          <w:b w:val="0"/>
+          <w:i w:val="0"/>
+          <w:color w:val="1A1A1A"/>
+          <w:sz w:val="22"/>
+        </w:rPr>
+        <w:t>רִיטְבָ"א</w:t>
+      </w:r>
+      <w:r>
+        <w:rPr>
+          <w:rFonts w:ascii="Georgia" w:hAnsi="Georgia" w:cs="SBL Hebrew" w:eastAsia="Georgia"/>
+          <w:b w:val="0"/>
+          <w:i w:val="0"/>
+          <w:color w:val="1A1A1A"/>
+          <w:sz w:val="22"/>
+        </w:rPr>
+        <w:t xml:space="preserve">), in his commentary on </w:t>
       </w:r>
       <w:r>
         <w:rPr>
@@ -6907,7 +9009,27 @@
           <w:color w:val="1A1A1A"/>
           <w:sz w:val="22"/>
         </w:rPr>
-        <w:t>,</w:t>
+        <w:t xml:space="preserve"> (</w:t>
+      </w:r>
+      <w:r>
+        <w:rPr>
+          <w:rFonts w:ascii="SBL Hebrew" w:hAnsi="SBL Hebrew" w:cs="SBL Hebrew" w:eastAsia="SBL Hebrew"/>
+          <w:b w:val="0"/>
+          <w:i w:val="0"/>
+          <w:color w:val="1A1A1A"/>
+          <w:sz w:val="22"/>
+        </w:rPr>
+        <w:t>מַסֶּכֶת מְגִלָּה</w:t>
+      </w:r>
+      <w:r>
+        <w:rPr>
+          <w:rFonts w:ascii="Georgia" w:hAnsi="Georgia" w:cs="SBL Hebrew" w:eastAsia="Georgia"/>
+          <w:b w:val="0"/>
+          <w:i w:val="0"/>
+          <w:color w:val="1A1A1A"/>
+          <w:sz w:val="22"/>
+        </w:rPr>
+        <w:t>),</w:t>
       </w:r>
       <w:r>
         <w:rPr>
@@ -7101,7 +9223,27 @@
           <w:color w:val="1A1A1A"/>
           <w:sz w:val="22"/>
         </w:rPr>
-        <w:t xml:space="preserve"> defends the </w:t>
+        <w:t xml:space="preserve"> (</w:t>
+      </w:r>
+      <w:r>
+        <w:rPr>
+          <w:rFonts w:ascii="SBL Hebrew" w:hAnsi="SBL Hebrew" w:cs="SBL Hebrew" w:eastAsia="SBL Hebrew"/>
+          <w:b w:val="0"/>
+          <w:i w:val="0"/>
+          <w:color w:val="1A1A1A"/>
+          <w:sz w:val="22"/>
+        </w:rPr>
+        <w:t>רְמָ"א</w:t>
+      </w:r>
+      <w:r>
+        <w:rPr>
+          <w:rFonts w:ascii="Georgia" w:hAnsi="Georgia" w:cs="SBL Hebrew" w:eastAsia="Georgia"/>
+          <w:b w:val="0"/>
+          <w:i w:val="0"/>
+          <w:color w:val="1A1A1A"/>
+          <w:sz w:val="22"/>
+        </w:rPr>
+        <w:t xml:space="preserve">) defends the </w:t>
       </w:r>
       <w:r>
         <w:rPr>
@@ -7456,7 +9598,27 @@
           <w:color w:val="1A1A1A"/>
           <w:sz w:val="22"/>
         </w:rPr>
-        <w:t xml:space="preserve">; in still others, not at all. In each case one follows one’s </w:t>
+        <w:t xml:space="preserve"> (</w:t>
+      </w:r>
+      <w:r>
+        <w:rPr>
+          <w:rFonts w:ascii="SBL Hebrew" w:hAnsi="SBL Hebrew" w:cs="SBL Hebrew" w:eastAsia="SBL Hebrew"/>
+          <w:b w:val="0"/>
+          <w:i w:val="0"/>
+          <w:color w:val="1A1A1A"/>
+          <w:sz w:val="22"/>
+        </w:rPr>
+        <w:t>מִקְוֶה</w:t>
+      </w:r>
+      <w:r>
+        <w:rPr>
+          <w:rFonts w:ascii="Georgia" w:hAnsi="Georgia" w:cs="SBL Hebrew" w:eastAsia="Georgia"/>
+          <w:b w:val="0"/>
+          <w:i w:val="0"/>
+          <w:color w:val="1A1A1A"/>
+          <w:sz w:val="22"/>
+        </w:rPr>
+        <w:t xml:space="preserve">); in still others, not at all. In each case one follows one’s </w:t>
       </w:r>
       <w:r>
         <w:rPr>
@@ -7610,7 +9772,27 @@
           <w:color w:val="1A1A1A"/>
           <w:sz w:val="22"/>
         </w:rPr>
-        <w:t xml:space="preserve"> cluster, instituted to seal </w:t>
+        <w:t xml:space="preserve"> (</w:t>
+      </w:r>
+      <w:r>
+        <w:rPr>
+          <w:rFonts w:ascii="SBL Hebrew" w:hAnsi="SBL Hebrew" w:cs="SBL Hebrew" w:eastAsia="SBL Hebrew"/>
+          <w:b w:val="0"/>
+          <w:i w:val="0"/>
+          <w:color w:val="1A1A1A"/>
+          <w:sz w:val="22"/>
+        </w:rPr>
+        <w:t>בָּרוּךְ ה' לְעוֹלָם</w:t>
+      </w:r>
+      <w:r>
+        <w:rPr>
+          <w:rFonts w:ascii="Georgia" w:hAnsi="Georgia" w:cs="SBL Hebrew" w:eastAsia="Georgia"/>
+          <w:b w:val="0"/>
+          <w:i w:val="0"/>
+          <w:color w:val="1A1A1A"/>
+          <w:sz w:val="22"/>
+        </w:rPr>
+        <w:t xml:space="preserve">) cluster, instituted to seal </w:t>
       </w:r>
       <w:r>
         <w:rPr>
@@ -8204,7 +10386,27 @@
           <w:color w:val="1A1A1A"/>
           <w:sz w:val="22"/>
         </w:rPr>
-        <w:t xml:space="preserve"> that made a prison cell the workshop of the </w:t>
+        <w:t xml:space="preserve"> (</w:t>
+      </w:r>
+      <w:r>
+        <w:rPr>
+          <w:rFonts w:ascii="SBL Hebrew" w:hAnsi="SBL Hebrew" w:cs="SBL Hebrew" w:eastAsia="SBL Hebrew"/>
+          <w:b w:val="0"/>
+          <w:i w:val="0"/>
+          <w:color w:val="1A1A1A"/>
+          <w:sz w:val="22"/>
+        </w:rPr>
+        <w:t>רְדִיפוּת</w:t>
+      </w:r>
+      <w:r>
+        <w:rPr>
+          <w:rFonts w:ascii="Georgia" w:hAnsi="Georgia" w:cs="SBL Hebrew" w:eastAsia="Georgia"/>
+          <w:b w:val="0"/>
+          <w:i w:val="0"/>
+          <w:color w:val="1A1A1A"/>
+          <w:sz w:val="22"/>
+        </w:rPr>
+        <w:t xml:space="preserve">) that made a prison cell the workshop of the </w:t>
       </w:r>
       <w:r>
         <w:rPr>
